--- a/交付成果/第4轮朗读优化版/朗读优化8周版/读书会03_四护卫禅实修_8周资料包（朗读优化版）/Word版/第4周_佛随念（二）生平-卫塞节与生活应用_学员版.docx
+++ b/交付成果/第4轮朗读优化版/朗读优化8周版/读书会03_四护卫禅实修_8周资料包（朗读优化版）/Word版/第4周_佛随念（二）生平-卫塞节与生活应用_学员版.docx
@@ -4,28 +4,35 @@
   <w:body>
     <w:p>
       <w:pPr>
-        <w:spacing w:before="160" w:after="80"/>
+        <w:jc w:val="right"/>
       </w:pPr>
       <w:r>
         <w:rPr>
-          <w:rFonts w:ascii="Microsoft YaHei" w:hAnsi="Microsoft YaHei" w:eastAsia="Microsoft YaHei"/>
-          <w:b/>
-          <w:color w:val="1E5631"/>
-          <w:sz w:val="34"/>
+          <w:color w:val="888888"/>
+          <w:sz w:val="16"/>
         </w:rPr>
-        <w:t>第4周：佛随念（二）生平/卫塞节与生活应用（学员版）</w:t>
+        <w:t>📅 最近更新：2026-09-26 15:10　|　学员版（第三版修订）；第4轮朗读优化（2026-09-26）：音频转写来源的共读原文已口语化改写</w:t>
       </w:r>
     </w:p>
     <w:p>
       <w:pPr>
-        <w:spacing w:before="160" w:after="80"/>
+        <w:jc w:val="center"/>
       </w:pPr>
       <w:r>
         <w:rPr>
-          <w:rFonts w:ascii="Microsoft YaHei" w:hAnsi="Microsoft YaHei" w:eastAsia="Microsoft YaHei"/>
           <w:b/>
-          <w:color w:val="1E5631"/>
-          <w:sz w:val="28"/>
+          <w:color w:val="1E4620"/>
+          <w:sz w:val="36"/>
+        </w:rPr>
+        <w:t>第4周：佛随念（二）生平/卫塞节与生活应用</w:t>
+      </w:r>
+    </w:p>
+    <w:p>
+      <w:r>
+        <w:rPr>
+          <w:b/>
+          <w:color w:val="1E4620"/>
+          <w:sz w:val="26"/>
         </w:rPr>
         <w:t>📋 本周信息卡</w:t>
       </w:r>
@@ -34,7 +41,6 @@
       <w:tblPr>
         <w:tblStyle w:val="TableGrid"/>
         <w:tblW w:type="auto" w:w="0"/>
-        <w:jc w:val="center"/>
         <w:tblLook w:firstColumn="1" w:firstRow="1" w:lastColumn="0" w:lastRow="0" w:noHBand="0" w:noVBand="1" w:val="04A0"/>
       </w:tblPr>
       <w:tblGrid>
@@ -45,17 +51,20 @@
         <w:tc>
           <w:tcPr>
             <w:tcW w:type="dxa" w:w="4819"/>
-            <w:shd w:val="clear" w:color="auto" w:fill="1E5631"/>
+            <w:shd w:val="clear" w:fill="1E4620"/>
           </w:tcPr>
           <w:p>
-            <w:pPr>
-              <w:spacing w:after="20"/>
-            </w:pPr>
             <w:r>
               <w:rPr>
-                <w:b/>
                 <w:color w:val="FFFFFF"/>
-                <w:sz w:val="19"/>
+                <w:sz w:val="18"/>
+              </w:rPr>
+            </w:r>
+            <w:r>
+              <w:rPr>
+                <w:b w:val="0"/>
+                <w:color w:val="FFFFFF"/>
+                <w:sz w:val="18"/>
               </w:rPr>
               <w:t>项目</w:t>
             </w:r>
@@ -64,17 +73,20 @@
         <w:tc>
           <w:tcPr>
             <w:tcW w:type="dxa" w:w="4819"/>
-            <w:shd w:val="clear" w:color="auto" w:fill="1E5631"/>
+            <w:shd w:val="clear" w:fill="1E4620"/>
           </w:tcPr>
           <w:p>
-            <w:pPr>
-              <w:spacing w:after="20"/>
-            </w:pPr>
             <w:r>
               <w:rPr>
-                <w:b/>
                 <w:color w:val="FFFFFF"/>
-                <w:sz w:val="19"/>
+                <w:sz w:val="18"/>
+              </w:rPr>
+            </w:r>
+            <w:r>
+              <w:rPr>
+                <w:b w:val="0"/>
+                <w:color w:val="FFFFFF"/>
+                <w:sz w:val="18"/>
               </w:rPr>
               <w:t>内容</w:t>
             </w:r>
@@ -87,12 +99,15 @@
             <w:tcW w:type="dxa" w:w="4819"/>
           </w:tcPr>
           <w:p>
-            <w:pPr>
-              <w:spacing w:after="20"/>
-            </w:pPr>
             <w:r>
               <w:rPr>
-                <w:sz w:val="19"/>
+                <w:sz w:val="18"/>
+              </w:rPr>
+            </w:r>
+            <w:r>
+              <w:rPr>
+                <w:b w:val="0"/>
+                <w:sz w:val="18"/>
               </w:rPr>
               <w:t>时长</w:t>
             </w:r>
@@ -103,12 +118,15 @@
             <w:tcW w:type="dxa" w:w="4819"/>
           </w:tcPr>
           <w:p>
-            <w:pPr>
-              <w:spacing w:after="20"/>
-            </w:pPr>
             <w:r>
               <w:rPr>
-                <w:sz w:val="19"/>
+                <w:sz w:val="18"/>
+              </w:rPr>
+            </w:r>
+            <w:r>
+              <w:rPr>
+                <w:b w:val="0"/>
+                <w:sz w:val="18"/>
               </w:rPr>
               <w:t>120分钟</w:t>
             </w:r>
@@ -119,15 +137,18 @@
         <w:tc>
           <w:tcPr>
             <w:tcW w:type="dxa" w:w="4819"/>
-            <w:shd w:val="clear" w:color="auto" w:fill="F2F2F2"/>
+            <w:shd w:val="clear" w:fill="F2F5FA"/>
           </w:tcPr>
           <w:p>
-            <w:pPr>
-              <w:spacing w:after="20"/>
-            </w:pPr>
             <w:r>
               <w:rPr>
-                <w:sz w:val="19"/>
+                <w:sz w:val="18"/>
+              </w:rPr>
+            </w:r>
+            <w:r>
+              <w:rPr>
+                <w:b w:val="0"/>
+                <w:sz w:val="18"/>
               </w:rPr>
               <w:t>核心问题</w:t>
             </w:r>
@@ -136,15 +157,18 @@
         <w:tc>
           <w:tcPr>
             <w:tcW w:type="dxa" w:w="4819"/>
-            <w:shd w:val="clear" w:color="auto" w:fill="F2F2F2"/>
+            <w:shd w:val="clear" w:fill="F2F5FA"/>
           </w:tcPr>
           <w:p>
-            <w:pPr>
-              <w:spacing w:after="20"/>
-            </w:pPr>
             <w:r>
               <w:rPr>
-                <w:sz w:val="19"/>
+                <w:sz w:val="18"/>
+              </w:rPr>
+            </w:r>
+            <w:r>
+              <w:rPr>
+                <w:b w:val="0"/>
+                <w:sz w:val="18"/>
               </w:rPr>
               <w:t>佛陀的一生经历了什么？为什么"法随法行"才是对佛陀最高的礼敬？恐惧慌乱时，佛随念怎么用？</w:t>
             </w:r>
@@ -157,12 +181,15 @@
             <w:tcW w:type="dxa" w:w="4819"/>
           </w:tcPr>
           <w:p>
-            <w:pPr>
-              <w:spacing w:after="20"/>
-            </w:pPr>
             <w:r>
               <w:rPr>
-                <w:sz w:val="19"/>
+                <w:sz w:val="18"/>
+              </w:rPr>
+            </w:r>
+            <w:r>
+              <w:rPr>
+                <w:b w:val="0"/>
+                <w:sz w:val="18"/>
               </w:rPr>
               <w:t>共读原文</w:t>
             </w:r>
@@ -173,12 +200,15 @@
             <w:tcW w:type="dxa" w:w="4819"/>
           </w:tcPr>
           <w:p>
-            <w:pPr>
-              <w:spacing w:after="20"/>
-            </w:pPr>
             <w:r>
               <w:rPr>
-                <w:sz w:val="19"/>
+                <w:sz w:val="18"/>
+              </w:rPr>
+            </w:r>
+            <w:r>
+              <w:rPr>
+                <w:b w:val="0"/>
+                <w:sz w:val="18"/>
               </w:rPr>
               <w:t>① 卫塞节与佛陀的一生：诞生/成道/般涅槃三事同日、入胎降生出家的义注细节、证悟与初转法轮、法随法行与报答三宝（录音转写·依据录音转写整理）② 《稀有未曾有经》：入胎住胎出胎四类人正知、以法和律为导师、入定次第（录音转写·依据录音转写整理）③ 佛陀的一生文稿：厌离出家、菩提树下证悟、初转法轮、弘法45年、临终嘱咐（PDF文稿）</w:t>
             </w:r>
@@ -189,15 +219,18 @@
         <w:tc>
           <w:tcPr>
             <w:tcW w:type="dxa" w:w="4819"/>
-            <w:shd w:val="clear" w:color="auto" w:fill="F2F2F2"/>
+            <w:shd w:val="clear" w:fill="F2F5FA"/>
           </w:tcPr>
           <w:p>
-            <w:pPr>
-              <w:spacing w:after="20"/>
-            </w:pPr>
             <w:r>
               <w:rPr>
-                <w:sz w:val="19"/>
+                <w:sz w:val="18"/>
+              </w:rPr>
+            </w:r>
+            <w:r>
+              <w:rPr>
+                <w:b w:val="0"/>
+                <w:sz w:val="18"/>
               </w:rPr>
               <w:t>本周作业</w:t>
             </w:r>
@@ -206,15 +239,18 @@
         <w:tc>
           <w:tcPr>
             <w:tcW w:type="dxa" w:w="4819"/>
-            <w:shd w:val="clear" w:color="auto" w:fill="F2F2F2"/>
+            <w:shd w:val="clear" w:fill="F2F5FA"/>
           </w:tcPr>
           <w:p>
-            <w:pPr>
-              <w:spacing w:after="20"/>
-            </w:pPr>
             <w:r>
               <w:rPr>
-                <w:sz w:val="19"/>
+                <w:sz w:val="18"/>
+              </w:rPr>
+            </w:r>
+            <w:r>
+              <w:rPr>
+                <w:b w:val="0"/>
+                <w:sz w:val="18"/>
               </w:rPr>
               <w:t>遇恐惧慌乱时修佛随念3分钟（默念名号＋回向安全予众生）</w:t>
             </w:r>
@@ -223,15 +259,11 @@
       </w:tr>
     </w:tbl>
     <w:p>
-      <w:pPr>
-        <w:spacing w:before="160" w:after="80"/>
-      </w:pPr>
       <w:r>
         <w:rPr>
-          <w:rFonts w:ascii="Microsoft YaHei" w:hAnsi="Microsoft YaHei" w:eastAsia="Microsoft YaHei"/>
           <w:b/>
-          <w:color w:val="1E5631"/>
-          <w:sz w:val="28"/>
+          <w:color w:val="1E4620"/>
+          <w:sz w:val="26"/>
         </w:rPr>
         <w:t>🧘 静心开场（10 min）</w:t>
       </w:r>
@@ -240,183 +272,194 @@
       <w:r>
         <w:rPr>
           <w:b/>
-          <w:sz w:val="21"/>
         </w:rPr>
         <w:t>请跟随引导静心</w:t>
       </w:r>
       <w:r>
         <w:rPr>
-          <w:sz w:val="21"/>
+          <w:b w:val="0"/>
         </w:rPr>
         <w:t>：</w:t>
       </w:r>
     </w:p>
     <w:p>
       <w:pPr>
-        <w:spacing w:before="40" w:after="80"/>
-        <w:ind w:left="283"/>
-        <w:shd w:val="clear" w:color="auto" w:fill="EDF6EF"/>
+        <w:ind w:left="170"/>
         <w:pBdr>
-          <w:left w:val="single" w:sz="20" w:space="6" w:color="1E5631"/>
+          <w:left w:val="single" w:sz="18" w:space="4" w:color="1E4620"/>
         </w:pBdr>
+        <w:shd w:val="clear" w:fill="F2F5FA"/>
       </w:pPr>
       <w:r>
         <w:rPr>
-          <w:sz w:val="20"/>
+          <w:b w:val="0"/>
         </w:rPr>
-        <w:t>我们先静坐一分钟。闭上眼睛，感受自己的呼吸，让心慢慢安静下来。（停顿60秒） 今天是《四护卫禅实修》读书会的第四周。开始之前，请想像两千六百多年前的一个月圆之夜：在蓝毗尼园，一位王子降生了，落地走了七步；三十五年后的一个月圆日，菩提树下，觉悟发生了；八十岁那年，又是维萨卡月的月圆日，娑罗双树间，佛陀入了般涅槃。诞生、成道、涅槃——同在月圆之日，这就是卫塞节。今天，我们就沿着这条两千六百年前的生命轨迹走一遍：不是为了知道故事，而是因为材料里那句话——"对佛陀最好的报答，就是在内心里面建立教法"。 我们不做讲座，也不考谁记得住年代——只是把原文摊开，一起读、一起坐、一起说。先约定一件事：今天会遇到不少细节和术语（四类人的正知、入定次第……），照读就好，不用都弄懂；如果读到哪一段心里"动了一下"，就记住那一段。今天的环节是：读三段原文、第一轮分享、主题讨论，还有15分钟的"恐惧应对"练习——把上周选的名号，第一次真正用进生活（忘了选过也没关系，现场再选一个就好）。</w:t>
+        <w:t>我们先静坐一分钟。闭上眼睛，感受自己的呼吸，让心慢慢安静下来。（停顿60秒）</w:t>
       </w:r>
     </w:p>
     <w:p>
       <w:pPr>
-        <w:spacing w:before="40" w:after="80"/>
-        <w:ind w:left="283"/>
-        <w:shd w:val="clear" w:color="auto" w:fill="EDF6EF"/>
+        <w:ind w:left="170"/>
         <w:pBdr>
-          <w:left w:val="single" w:sz="20" w:space="6" w:color="1E5631"/>
+          <w:left w:val="single" w:sz="18" w:space="4" w:color="1E4620"/>
         </w:pBdr>
+        <w:shd w:val="clear" w:fill="F2F5FA"/>
       </w:pPr>
       <w:r>
         <w:rPr>
-          <w:sz w:val="20"/>
+          <w:b w:val="0"/>
+        </w:rPr>
+        <w:t>今天是《四护卫禅实修》读书会的第四周。开始之前，请想像两千六百多年前的一个月圆之夜：在蓝毗尼园，一位王子降生了，落地走了七步；三十五年后的一个月圆日，菩提树下，觉悟发生了；八十岁那年，又是维萨卡月的月圆日，娑罗双树间，佛陀入了般涅槃。诞生、成道、涅槃——同在月圆之日，这就是卫塞节。今天，我们就沿着这条两千六百年前的生命轨迹走一遍：不是为了知道故事，而是因为材料里那句话——"对佛陀最好的报答，就是在内心里面建立教法"。</w:t>
+      </w:r>
+    </w:p>
+    <w:p>
+      <w:pPr>
+        <w:ind w:left="170"/>
+        <w:pBdr>
+          <w:left w:val="single" w:sz="18" w:space="4" w:color="1E4620"/>
+        </w:pBdr>
+        <w:shd w:val="clear" w:fill="F2F5FA"/>
+      </w:pPr>
+      <w:r>
+        <w:rPr>
+          <w:b w:val="0"/>
+        </w:rPr>
+        <w:t>我们不做讲座，也不考谁记得住年代——只是把原文摊开，一起读、一起坐、一起说。先约定一件事：今天会遇到不少细节和术语（四类人的正知、入定次第……），照读就好，不用都弄懂；如果读到哪一段心里"动了一下"，就记住那一段。今天的环节是：读三段原文、第一轮分享、主题讨论，还有15分钟的"恐惧应对"练习——把上周选的名号，第一次真正用进生活（忘了选过也没关系，现场再选一个就好）。</w:t>
+      </w:r>
+    </w:p>
+    <w:p>
+      <w:pPr>
+        <w:ind w:left="170"/>
+        <w:pBdr>
+          <w:left w:val="single" w:sz="18" w:space="4" w:color="1E4620"/>
+        </w:pBdr>
+        <w:shd w:val="clear" w:fill="F2F5FA"/>
+      </w:pPr>
+      <w:r>
+        <w:rPr>
+          <w:b w:val="0"/>
         </w:rPr>
         <w:t xml:space="preserve">💬 </w:t>
       </w:r>
       <w:r>
         <w:rPr>
           <w:b/>
-          <w:sz w:val="20"/>
         </w:rPr>
         <w:t>破冰｜3–5分钟</w:t>
       </w:r>
       <w:r>
         <w:rPr>
-          <w:sz w:val="20"/>
+          <w:b w:val="0"/>
         </w:rPr>
         <w:t>：如果给「佛陀的一生」挑一个最触动你的瞬间，会是哪一个？</w:t>
       </w:r>
     </w:p>
     <w:p>
       <w:pPr>
-        <w:spacing w:before="40" w:after="80"/>
-        <w:ind w:left="283"/>
-        <w:shd w:val="clear" w:color="auto" w:fill="EDF6EF"/>
+        <w:ind w:left="170"/>
         <w:pBdr>
-          <w:left w:val="single" w:sz="20" w:space="6" w:color="1E5631"/>
+          <w:left w:val="single" w:sz="18" w:space="4" w:color="1E4620"/>
         </w:pBdr>
+        <w:shd w:val="clear" w:fill="F2F5FA"/>
       </w:pPr>
       <w:r>
         <w:rPr>
-          <w:sz w:val="20"/>
+          <w:b w:val="0"/>
         </w:rPr>
         <w:t xml:space="preserve">🛡️ </w:t>
       </w:r>
       <w:r>
         <w:rPr>
           <w:b/>
-          <w:sz w:val="20"/>
         </w:rPr>
         <w:t>心理安全三约定</w:t>
       </w:r>
       <w:r>
         <w:rPr>
-          <w:sz w:val="20"/>
+          <w:b w:val="0"/>
         </w:rPr>
         <w:t xml:space="preserve">（每次开场在心里过一遍）：① </w:t>
       </w:r>
       <w:r>
         <w:rPr>
           <w:b/>
-          <w:sz w:val="20"/>
         </w:rPr>
         <w:t>保密</w:t>
       </w:r>
       <w:r>
         <w:rPr>
-          <w:sz w:val="20"/>
+          <w:b w:val="0"/>
         </w:rPr>
         <w:t xml:space="preserve">——这里说的话不出这间屋子；② </w:t>
       </w:r>
       <w:r>
         <w:rPr>
           <w:b/>
-          <w:sz w:val="20"/>
         </w:rPr>
         <w:t>不评判</w:t>
       </w:r>
       <w:r>
         <w:rPr>
-          <w:sz w:val="20"/>
+          <w:b w:val="0"/>
         </w:rPr>
         <w:t xml:space="preserve">——不评价任何人的分享，也不急着评价自己；③ </w:t>
       </w:r>
       <w:r>
         <w:rPr>
           <w:b/>
-          <w:sz w:val="20"/>
         </w:rPr>
         <w:t>可随时暂停</w:t>
       </w:r>
       <w:r>
         <w:rPr>
-          <w:sz w:val="20"/>
+          <w:b w:val="0"/>
         </w:rPr>
         <w:t>——任何时候觉得不舒服，都可以停下来休息、喝水或离开，不需要解释。</w:t>
       </w:r>
     </w:p>
     <w:p>
-      <w:pPr>
-        <w:spacing w:before="160" w:after="80"/>
-      </w:pPr>
       <w:r>
         <w:rPr>
-          <w:rFonts w:ascii="Microsoft YaHei" w:hAnsi="Microsoft YaHei" w:eastAsia="Microsoft YaHei"/>
           <w:b/>
-          <w:color w:val="1E5631"/>
-          <w:sz w:val="28"/>
+          <w:color w:val="1E4620"/>
+          <w:sz w:val="26"/>
         </w:rPr>
         <w:t>📖 共读原文（25 min）</w:t>
       </w:r>
     </w:p>
     <w:p>
       <w:pPr>
-        <w:spacing w:before="40" w:after="80"/>
-        <w:ind w:left="283"/>
-        <w:shd w:val="clear" w:color="auto" w:fill="EDF6EF"/>
+        <w:ind w:left="170"/>
         <w:pBdr>
-          <w:left w:val="single" w:sz="20" w:space="6" w:color="1E5631"/>
+          <w:left w:val="single" w:sz="18" w:space="4" w:color="1E4620"/>
         </w:pBdr>
+        <w:shd w:val="clear" w:fill="F2F5FA"/>
       </w:pPr>
       <w:r>
         <w:rPr>
-          <w:sz w:val="20"/>
+          <w:b w:val="0"/>
         </w:rPr>
         <w:t xml:space="preserve">🔖 </w:t>
       </w:r>
       <w:r>
         <w:rPr>
           <w:b/>
-          <w:sz w:val="20"/>
         </w:rPr>
         <w:t>【本周朗读段·起】</w:t>
       </w:r>
       <w:r>
         <w:rPr>
-          <w:sz w:val="20"/>
+          <w:b w:val="0"/>
         </w:rPr>
         <w:t>（以下为本讲建议照读的原文，中等稍慢约 25 分钟；其余内容为默读／选读／延伸）</w:t>
       </w:r>
     </w:p>
     <w:p>
-      <w:pPr>
-        <w:spacing w:before="120" w:after="80"/>
-      </w:pPr>
       <w:r>
         <w:rPr>
-          <w:rFonts w:ascii="Microsoft YaHei" w:hAnsi="Microsoft YaHei" w:eastAsia="Microsoft YaHei"/>
           <w:b/>
-          <w:color w:val="1E5631"/>
-          <w:sz w:val="25"/>
+          <w:color w:val="1E4620"/>
+          <w:sz w:val="23"/>
         </w:rPr>
         <w:t>原文材料①：卫塞节与佛陀的一生——三事同日、入胎降生出家证悟般涅槃、法随法行与报答三宝</w:t>
       </w:r>
@@ -425,13 +468,12 @@
       <w:r>
         <w:rPr>
           <w:b/>
-          <w:sz w:val="21"/>
         </w:rPr>
         <w:t>★核心段落</w:t>
       </w:r>
       <w:r>
         <w:rPr>
-          <w:sz w:val="21"/>
+          <w:b w:val="0"/>
         </w:rPr>
         <w:t>（必读）</w:t>
       </w:r>
@@ -440,71 +482,66 @@
       <w:r>
         <w:rPr>
           <w:b/>
-          <w:sz w:val="21"/>
         </w:rPr>
         <w:t>一、卫塞节：诞生、成道、般涅槃同在月圆之日</w:t>
       </w:r>
     </w:p>
     <w:p>
       <w:pPr>
-        <w:spacing w:before="40" w:after="80"/>
-        <w:ind w:left="283"/>
-        <w:shd w:val="clear" w:color="auto" w:fill="EDF6EF"/>
+        <w:ind w:left="170"/>
         <w:pBdr>
-          <w:left w:val="single" w:sz="20" w:space="6" w:color="1E5631"/>
+          <w:left w:val="single" w:sz="18" w:space="4" w:color="1E4620"/>
         </w:pBdr>
+        <w:shd w:val="clear" w:fill="F2F5FA"/>
       </w:pPr>
       <w:r>
         <w:rPr>
-          <w:sz w:val="20"/>
+          <w:b w:val="0"/>
         </w:rPr>
         <w:t>[00:00:07] 好，大家请合掌，我们一起来礼敬佛陀（巴利礼敬颂，转写从略）。各位尊者、各位法师、各位贤友，晚上吉祥。好，今天是卫塞节，是上座部的传统里面一个非常殊胜的日子。卫塞节，是维萨卡（Visākha）。为什么叫维萨卡？它是一个星宿的名字——在古印度里面有二十七个星宿。这维萨卡，是说我们今天这个满月出现的时候，它是落在这个维萨卡的这个星象上，所以我们这个月呢就称为维萨卡月。</w:t>
       </w:r>
     </w:p>
     <w:p>
       <w:pPr>
-        <w:spacing w:before="40" w:after="80"/>
-        <w:ind w:left="283"/>
-        <w:shd w:val="clear" w:color="auto" w:fill="EDF6EF"/>
+        <w:ind w:left="170"/>
         <w:pBdr>
-          <w:left w:val="single" w:sz="20" w:space="6" w:color="1E5631"/>
+          <w:left w:val="single" w:sz="18" w:space="4" w:color="1E4620"/>
         </w:pBdr>
+        <w:shd w:val="clear" w:fill="F2F5FA"/>
       </w:pPr>
       <w:r>
         <w:rPr>
-          <w:sz w:val="20"/>
+          <w:b w:val="0"/>
         </w:rPr>
         <w:t>[00:01:46] 根据上座部佛教的传统，维萨卡这个月的月圆日，是菩萨诞生、佛陀成佛以及入涅槃的日子——它是同一天的，都是在维萨卡月的月圆日。在1950年，在斯里兰卡成立的世界佛教徒联谊会，首次会议，各个国家的代表呢就一致通过：把我们阳历5月的这个月圆日，</w:t>
       </w:r>
     </w:p>
     <w:p>
       <w:pPr>
-        <w:spacing w:before="40" w:after="80"/>
-        <w:ind w:left="283"/>
-        <w:shd w:val="clear" w:color="auto" w:fill="EDF6EF"/>
+        <w:ind w:left="170"/>
         <w:pBdr>
-          <w:left w:val="single" w:sz="20" w:space="6" w:color="1E5631"/>
+          <w:left w:val="single" w:sz="18" w:space="4" w:color="1E4620"/>
         </w:pBdr>
+        <w:shd w:val="clear" w:fill="F2F5FA"/>
       </w:pPr>
       <w:r>
         <w:rPr>
-          <w:sz w:val="20"/>
+          <w:b w:val="0"/>
         </w:rPr>
         <w:t>[00:02:44] 作为世界佛教徒共同庆祝的日子，就叫做维萨卡节，中文翻译成卫塞节。那在1999年，联合国教科文组织呢就对这个通过——这是一个全球性的节日，把它列入为全世界佛教徒庆祝的这个节日。</w:t>
       </w:r>
     </w:p>
     <w:p>
       <w:pPr>
-        <w:spacing w:before="40" w:after="80"/>
-        <w:ind w:left="283"/>
-        <w:shd w:val="clear" w:color="auto" w:fill="EDF6EF"/>
+        <w:ind w:left="170"/>
         <w:pBdr>
-          <w:left w:val="single" w:sz="20" w:space="6" w:color="1E5631"/>
+          <w:left w:val="single" w:sz="18" w:space="4" w:color="1E4620"/>
         </w:pBdr>
+        <w:shd w:val="clear" w:fill="F2F5FA"/>
       </w:pPr>
       <w:r>
         <w:rPr>
-          <w:sz w:val="20"/>
+          <w:b w:val="0"/>
         </w:rPr>
         <w:t>[00:03:22] 那我们前几天，四月初八，是汉传佛教的浴佛节。在上座部里面，我们的浴佛节，就应该是今天。那么在上座部佛教国家里面，今天这个日子就会很隆重，一般呢他们都会通宵地念诵经文。那包括这个佛陀，最后，在娑罗双树（间）入般涅槃，都是这个维萨卡月的月圆日。</w:t>
       </w:r>
@@ -513,39 +550,36 @@
       <w:r>
         <w:rPr>
           <w:b/>
-          <w:sz w:val="21"/>
         </w:rPr>
         <w:t>二、入胎：从兜率天以正念正知入母胎</w:t>
       </w:r>
     </w:p>
     <w:p>
       <w:pPr>
-        <w:spacing w:before="40" w:after="80"/>
-        <w:ind w:left="283"/>
-        <w:shd w:val="clear" w:color="auto" w:fill="EDF6EF"/>
+        <w:ind w:left="170"/>
         <w:pBdr>
-          <w:left w:val="single" w:sz="20" w:space="6" w:color="1E5631"/>
+          <w:left w:val="single" w:sz="18" w:space="4" w:color="1E4620"/>
         </w:pBdr>
+        <w:shd w:val="clear" w:fill="F2F5FA"/>
       </w:pPr>
       <w:r>
         <w:rPr>
-          <w:sz w:val="20"/>
+          <w:b w:val="0"/>
         </w:rPr>
         <w:t>[00:05:42] 2640多年前，有一位（住在）兜率天的天子，他观察自己，到人间来成佛的这个因缘到了。他需要找一位寿元呢只剩下十个月零七天的适龄女性，作为他到世间来成佛、出生的时候的母亲，然后他决意，投生到他的母胎里面。所以因此，他就找到了（迦毗罗卫）——净饭王的夫人，作为他的母亲。在《中部》啊有《稀有未曾有经》，记载的这个菩萨，他是以正念正知、以念与正知，从兜率天（之身死去）以后，进入了母胎。</w:t>
       </w:r>
     </w:p>
     <w:p>
       <w:pPr>
-        <w:spacing w:before="40" w:after="80"/>
-        <w:ind w:left="283"/>
-        <w:shd w:val="clear" w:color="auto" w:fill="EDF6EF"/>
+        <w:ind w:left="170"/>
         <w:pBdr>
-          <w:left w:val="single" w:sz="20" w:space="6" w:color="1E5631"/>
+          <w:left w:val="single" w:sz="18" w:space="4" w:color="1E4620"/>
         </w:pBdr>
+        <w:shd w:val="clear" w:fill="F2F5FA"/>
       </w:pPr>
       <w:r>
         <w:rPr>
-          <w:sz w:val="20"/>
+          <w:b w:val="0"/>
         </w:rPr>
         <w:t>[00:07:30] 那这个三个阶段的正知——一般，我们说人类的胎儿，有四种类型。第一种类型，就是有些胎儿在入胎、住胎、出胎这三个阶段呢都没有正知，那么在世间里面大部分的人属于这种类型的人。第二种类型的人，就是有些胎儿，在入胎阶段是有正知的，后面两个阶段没有正知——那么像佛陀的大弟子，八十大弟子，就属于这种情况。第三种，是有些胎儿在入胎、住胎阶段有正知，但出胎的阶段没有正知——那么两位上首弟子和独觉佛属于这种情况。第四类，就是在入胎、住胎、出胎的三个阶段都有正知，也就是注定会成佛的菩萨。</w:t>
       </w:r>
@@ -554,71 +588,66 @@
       <w:r>
         <w:rPr>
           <w:b/>
-          <w:sz w:val="21"/>
         </w:rPr>
         <w:t>三、降生：平稳七步与狮子吼</w:t>
       </w:r>
     </w:p>
     <w:p>
       <w:pPr>
-        <w:spacing w:before="40" w:after="80"/>
-        <w:ind w:left="283"/>
-        <w:shd w:val="clear" w:color="auto" w:fill="EDF6EF"/>
+        <w:ind w:left="170"/>
         <w:pBdr>
-          <w:left w:val="single" w:sz="20" w:space="6" w:color="1E5631"/>
+          <w:left w:val="single" w:sz="18" w:space="4" w:color="1E4620"/>
         </w:pBdr>
+        <w:shd w:val="clear" w:fill="F2F5FA"/>
       </w:pPr>
       <w:r>
         <w:rPr>
-          <w:sz w:val="20"/>
+          <w:b w:val="0"/>
         </w:rPr>
         <w:t>[00:16:12] 菩萨，经过十个月的怀胎，在这个维萨卡月，菩萨降生了。就在菩萨出生的时候，从净居天的梵天神——三果以上圣者——就以这个梵天神原来的面貌前来，用金丝网布接住菩萨；四大天王，再用羚羊皮垫接过；人们，才用雪白的布垫接过来。所以一般的上座部佛教，做浴佛节的时候就要做一个这样的模拟的过程。</w:t>
       </w:r>
     </w:p>
     <w:p>
       <w:pPr>
-        <w:spacing w:before="40" w:after="80"/>
-        <w:ind w:left="283"/>
-        <w:shd w:val="clear" w:color="auto" w:fill="EDF6EF"/>
+        <w:ind w:left="170"/>
         <w:pBdr>
-          <w:left w:val="single" w:sz="20" w:space="6" w:color="1E5631"/>
+          <w:left w:val="single" w:sz="18" w:space="4" w:color="1E4620"/>
         </w:pBdr>
+        <w:shd w:val="clear" w:fill="F2F5FA"/>
       </w:pPr>
       <w:r>
         <w:rPr>
-          <w:sz w:val="20"/>
+          <w:b w:val="0"/>
         </w:rPr>
         <w:t>[00:20:25] 佛陀说："阿难，刚刚出生的菩萨以平稳的双足立于大地，面向北方，迈步走七步。当白伞盖撑起时，他眺望每一个方向，发出豪言壮语。"好，那双足平稳地站在大地上走七步，这个，反映了菩萨的腿刚生下来就非常有力量。普通的孩子——我们蹒跚学步，什么时候能站、什么时候会走路？他要一岁多，对不对？</w:t>
       </w:r>
     </w:p>
     <w:p>
       <w:pPr>
-        <w:spacing w:before="40" w:after="80"/>
-        <w:ind w:left="283"/>
-        <w:shd w:val="clear" w:color="auto" w:fill="EDF6EF"/>
+        <w:ind w:left="170"/>
         <w:pBdr>
-          <w:left w:val="single" w:sz="20" w:space="6" w:color="1E5631"/>
+          <w:left w:val="single" w:sz="18" w:space="4" w:color="1E4620"/>
         </w:pBdr>
+        <w:shd w:val="clear" w:fill="F2F5FA"/>
       </w:pPr>
       <w:r>
         <w:rPr>
-          <w:sz w:val="20"/>
+          <w:b w:val="0"/>
         </w:rPr>
         <w:t>[00:22:43] 那走了七步，这个菩萨呢就发誓了，我们讲豪言壮语。好，我们经常听说菩萨出生（说）"天上天下唯我独尊"。那这个它实际上，他是说："我是世间功德绝顶者，我是世间功德最高者，我是世间功德最胜者，这是最后生，今后已无再生。"，这是菩萨刚生下来的时候，发出的狮子吼。为什么？因为作为最后一世的菩萨，他们的巴拉密，确实是所有的轮回界里面最圆满、最厚积薄发的。所以，绝顶者、最高者、最胜者不是傲慢自大，而是如实阐述一个事实而已。</w:t>
       </w:r>
     </w:p>
     <w:p>
       <w:pPr>
-        <w:spacing w:before="40" w:after="80"/>
-        <w:ind w:left="283"/>
-        <w:shd w:val="clear" w:color="auto" w:fill="EDF6EF"/>
+        <w:ind w:left="170"/>
         <w:pBdr>
-          <w:left w:val="single" w:sz="20" w:space="6" w:color="1E5631"/>
+          <w:left w:val="single" w:sz="18" w:space="4" w:color="1E4620"/>
         </w:pBdr>
+        <w:shd w:val="clear" w:fill="F2F5FA"/>
       </w:pPr>
       <w:r>
         <w:rPr>
-          <w:sz w:val="20"/>
+          <w:b w:val="0"/>
         </w:rPr>
         <w:t>[00:24:14] 菩萨自从被授记之后——我们的菩萨是燃灯佛授记——授记之后，他一直到成佛就有一个特质是一直不变的，就是真实语：他不会说谎，不会说妄语。那么发出这个狮子吼，也没有人能够阻止得了，因为这是未来推动正法之轮、且不可逆转、无人能够挡得住的这样的先兆。</w:t>
       </w:r>
@@ -627,23 +656,21 @@
       <w:r>
         <w:rPr>
           <w:b/>
-          <w:sz w:val="21"/>
         </w:rPr>
         <w:t>四、出家：四种景象与夜半大出离</w:t>
       </w:r>
     </w:p>
     <w:p>
       <w:pPr>
-        <w:spacing w:before="40" w:after="80"/>
-        <w:ind w:left="283"/>
-        <w:shd w:val="clear" w:color="auto" w:fill="EDF6EF"/>
+        <w:ind w:left="170"/>
         <w:pBdr>
-          <w:left w:val="single" w:sz="20" w:space="6" w:color="1E5631"/>
+          <w:left w:val="single" w:sz="18" w:space="4" w:color="1E4620"/>
         </w:pBdr>
+        <w:shd w:val="clear" w:fill="F2F5FA"/>
       </w:pPr>
       <w:r>
         <w:rPr>
-          <w:sz w:val="20"/>
+          <w:b w:val="0"/>
         </w:rPr>
         <w:t>[00:30:05] 菩萨悉达多太子到29岁的时候，他的心智相当成熟了，他见到了五欲的危害和出离的功德利益。当时，他想要去游访这个王家花园，所以在四次的游访中，分别见到了老人、病人、死人和出家沙门的四种（景象）而生起悚惧心，使他决定出家成为沙门。那么就在（王妃）生下了拉胡喇王子的那一天，在菩萨的随从阐那（车匿）的伴随下，骑着这个犍陟（骏马），然后大出离而出家。当时，天神把城门打开，让菩萨出城。我们的菩萨，在一个晚上的时间，骑马（连过了几座城），来到了阿诺玛河，然后（在那里剃发出家）。菩萨，接受了这个陶师梵天所供养的袈裟和出家的随身用品，并披上袈裟，带上出家用品，成了正式出家的沙门。</w:t>
       </w:r>
@@ -652,23 +679,21 @@
       <w:r>
         <w:rPr>
           <w:b/>
-          <w:sz w:val="21"/>
         </w:rPr>
         <w:t>五、苦行的教训：极端苦行没有意义</w:t>
       </w:r>
     </w:p>
     <w:p>
       <w:pPr>
-        <w:spacing w:before="40" w:after="80"/>
-        <w:ind w:left="283"/>
-        <w:shd w:val="clear" w:color="auto" w:fill="EDF6EF"/>
+        <w:ind w:left="170"/>
         <w:pBdr>
-          <w:left w:val="single" w:sz="20" w:space="6" w:color="1E5631"/>
+          <w:left w:val="single" w:sz="18" w:space="4" w:color="1E4620"/>
         </w:pBdr>
+        <w:shd w:val="clear" w:fill="F2F5FA"/>
       </w:pPr>
       <w:r>
         <w:rPr>
-          <w:sz w:val="20"/>
+          <w:b w:val="0"/>
         </w:rPr>
         <w:t>[00:35:46] 古印度，一直流传这样的一个习惯，这个就认为：我们为什么不能解脱？就是因为我们过去造的业，那么造的业，就要把这个业消完，把这个业消完我们就能解脱。那怎么去消？就主动地去受苦，主动受苦去消业障。所以我们现在也有一些（修行）流派，认为是（要）消业障——这是……其实佛陀没有这样的教导，就佛陀发现这是错误的，这个极端的苦行，它是没有意义的。</w:t>
       </w:r>
@@ -677,55 +702,51 @@
       <w:r>
         <w:rPr>
           <w:b/>
-          <w:sz w:val="21"/>
         </w:rPr>
         <w:t>六、证悟：三十五年后的维萨卡月圆日</w:t>
       </w:r>
     </w:p>
     <w:p>
       <w:pPr>
-        <w:spacing w:before="40" w:after="80"/>
-        <w:ind w:left="283"/>
-        <w:shd w:val="clear" w:color="auto" w:fill="EDF6EF"/>
+        <w:ind w:left="170"/>
         <w:pBdr>
-          <w:left w:val="single" w:sz="20" w:space="6" w:color="1E5631"/>
+          <w:left w:val="single" w:sz="18" w:space="4" w:color="1E4620"/>
         </w:pBdr>
+        <w:shd w:val="clear" w:fill="F2F5FA"/>
       </w:pPr>
       <w:r>
         <w:rPr>
-          <w:sz w:val="20"/>
+          <w:b w:val="0"/>
         </w:rPr>
         <w:t>[00:36:05] 那么菩萨（诞生）35年后的维萨卡月圆日——那也就是2600多年前的今天，那么这个证悟呢成为现实。菩萨在夜晚降临的时候，先以十种巴拉密呢去击败了十种魔军。初夜时分——也就是大概晚上6点到10点之间，他先证得宿住随念智，即（宿命通）。那中夜分，也就是10点钟到凌晨两点，他证得了有情死生智，就是天眼通。后夜分，就凌晨两点到6点，证得了（漏尽智）——也就是随着这个一切知智而升起的阿拉汉道智。</w:t>
       </w:r>
     </w:p>
     <w:p>
       <w:pPr>
-        <w:spacing w:before="40" w:after="80"/>
-        <w:ind w:left="283"/>
-        <w:shd w:val="clear" w:color="auto" w:fill="EDF6EF"/>
+        <w:ind w:left="170"/>
         <w:pBdr>
-          <w:left w:val="single" w:sz="20" w:space="6" w:color="1E5631"/>
+          <w:left w:val="single" w:sz="18" w:space="4" w:color="1E4620"/>
         </w:pBdr>
+        <w:shd w:val="clear" w:fill="F2F5FA"/>
       </w:pPr>
       <w:r>
         <w:rPr>
-          <w:sz w:val="20"/>
+          <w:b w:val="0"/>
         </w:rPr>
         <w:t>[00:37:07] 那么在这个过程，从被燃灯佛授记开始，经过了四个阿僧祇劫又十万（个）大劫，付出了无数的生命代价之后，菩萨觉悟成佛，不但完成了他久远以前的夙愿，同时也照亮了整个他所能影响的十万个轮回世界。</w:t>
       </w:r>
     </w:p>
     <w:p>
       <w:pPr>
-        <w:spacing w:before="40" w:after="80"/>
-        <w:ind w:left="283"/>
-        <w:shd w:val="clear" w:color="auto" w:fill="EDF6EF"/>
+        <w:ind w:left="170"/>
         <w:pBdr>
-          <w:left w:val="single" w:sz="20" w:space="6" w:color="1E5631"/>
+          <w:left w:val="single" w:sz="18" w:space="4" w:color="1E4620"/>
         </w:pBdr>
+        <w:shd w:val="clear" w:fill="F2F5FA"/>
       </w:pPr>
       <w:r>
         <w:rPr>
-          <w:sz w:val="20"/>
+          <w:b w:val="0"/>
         </w:rPr>
         <w:t>[00:37:30] 那么，佛陀是世尊、是阿拉汉。那我们前面学过佛随念——阿拉汉呢有五种功德，其中就有一个（是）应受人天供养，那么他值得受人和天神的供养。为什么我们要供养佛陀？因为他通过四个阿僧祇劫加十万大劫的这个努力，为众生的解脱，提供了可能并令它实现。</w:t>
       </w:r>
@@ -734,39 +755,36 @@
       <w:r>
         <w:rPr>
           <w:b/>
-          <w:sz w:val="21"/>
         </w:rPr>
         <w:t>七、初转法轮与四十五年弘法</w:t>
       </w:r>
     </w:p>
     <w:p>
       <w:pPr>
-        <w:spacing w:before="40" w:after="80"/>
-        <w:ind w:left="283"/>
-        <w:shd w:val="clear" w:color="auto" w:fill="EDF6EF"/>
+        <w:ind w:left="170"/>
         <w:pBdr>
-          <w:left w:val="single" w:sz="20" w:space="6" w:color="1E5631"/>
+          <w:left w:val="single" w:sz="18" w:space="4" w:color="1E4620"/>
         </w:pBdr>
+        <w:shd w:val="clear" w:fill="F2F5FA"/>
       </w:pPr>
       <w:r>
         <w:rPr>
-          <w:sz w:val="20"/>
+          <w:b w:val="0"/>
         </w:rPr>
         <w:t>[00:38:11] 好，那么佛陀有证悟以后，在菩提迦耶整整待了49天，享受他的这个涅槃之乐，七天时间看着他那个成佛的那个位置目不转睛——"我在这个地方成佛"，看了七天七夜，目不转睛，对对，就是太快乐了，好。然后……他首先是想起来，他就觉得说：他所证悟的法太难了，这个世间人非常难以理解，所以他（心里）升起来的时候（想）：算了哇，入般涅槃。那么梵天王下来三次祈请，佛陀才决定弘法。</w:t>
       </w:r>
     </w:p>
     <w:p>
       <w:pPr>
-        <w:spacing w:before="40" w:after="80"/>
-        <w:ind w:left="283"/>
-        <w:shd w:val="clear" w:color="auto" w:fill="EDF6EF"/>
+        <w:ind w:left="170"/>
         <w:pBdr>
-          <w:left w:val="single" w:sz="20" w:space="6" w:color="1E5631"/>
+          <w:left w:val="single" w:sz="18" w:space="4" w:color="1E4620"/>
         </w:pBdr>
+        <w:shd w:val="clear" w:fill="F2F5FA"/>
       </w:pPr>
       <w:r>
         <w:rPr>
-          <w:sz w:val="20"/>
+          <w:b w:val="0"/>
         </w:rPr>
         <w:t>[00:39:06] 那么弘法？首先他就想到说：那谁可以作为他首先度化的对象？他想起来是那前面（的）两位（老师），对？然后结果，他想到第一位老师，结果天人跟他讲说这个人刚刚（去世），投生到无色界天去了。好，那么想到（第二位）老师，那有个天人讲说这个人也昨天晚上（去世了）。那就想到跟着陪伴他的五位比库了，这个就是以（憍陈如）为首的五比库。然后他去鹿野苑去，去度化他们。好，那么佛陀，讲法45年了，好，这个度化了无量无边的众生。</w:t>
       </w:r>
@@ -775,84 +793,93 @@
       <w:r>
         <w:rPr>
           <w:b/>
-          <w:sz w:val="21"/>
         </w:rPr>
         <w:t>八、双娑罗树间：法随法行才是最高的礼敬</w:t>
       </w:r>
     </w:p>
     <w:p>
       <w:pPr>
-        <w:spacing w:before="40" w:after="80"/>
-        <w:ind w:left="283"/>
-        <w:shd w:val="clear" w:color="auto" w:fill="EDF6EF"/>
+        <w:ind w:left="170"/>
         <w:pBdr>
-          <w:left w:val="single" w:sz="20" w:space="6" w:color="1E5631"/>
+          <w:left w:val="single" w:sz="18" w:space="4" w:color="1E4620"/>
         </w:pBdr>
+        <w:shd w:val="clear" w:fill="F2F5FA"/>
       </w:pPr>
       <w:r>
         <w:rPr>
-          <w:sz w:val="20"/>
+          <w:b w:val="0"/>
         </w:rPr>
         <w:t>[00:40:04] 佛陀，在这个（末罗族的）娑罗树林中，入般涅槃。当时，我们根据《大般涅槃经》，巴嘎哇对阿难说："来，阿难，我们前往（河）对岸、去那拐弯处的末罗族的娑罗树林呢。"——这是佛陀选的最后要入般涅槃的地方。到达以后，佛陀说："阿难，你去为我在娑罗双树中间头朝北铺设床座啊，我累了，想躺一下。"，那阿难说："好的，尊者。"然后在娑罗双树中间头朝北设置床座——娑罗双树，是指它的树根、树干、树枝、树叶，都相互缠绕着生长。然后，世尊，以这个右胁作狮子卧，以足叠足，具念正知。</w:t>
       </w:r>
     </w:p>
     <w:p>
       <w:pPr>
-        <w:spacing w:before="40" w:after="80"/>
-        <w:ind w:left="283"/>
-        <w:shd w:val="clear" w:color="auto" w:fill="EDF6EF"/>
+        <w:ind w:left="170"/>
         <w:pBdr>
-          <w:left w:val="single" w:sz="20" w:space="6" w:color="1E5631"/>
+          <w:left w:val="single" w:sz="18" w:space="4" w:color="1E4620"/>
         </w:pBdr>
+        <w:shd w:val="clear" w:fill="F2F5FA"/>
       </w:pPr>
       <w:r>
         <w:rPr>
-          <w:sz w:val="20"/>
+          <w:b w:val="0"/>
         </w:rPr>
-        <w:t xml:space="preserve">[00:41:51] 那个时候，娑罗双树全部盛开——非（其开花）时节的花它飘落、洒落，洒满如来的身体，以敬奉如来；天上的曼陀罗花呢从空中落下；天上的旃檀香粉从空中飘落；天上的乐曲在空中演奏；天上的歌声在空中响起，敬奉如来。 🔖 </w:t>
+        <w:t>[00:41:51] 那个时候，娑罗双树全部盛开——非（其开花）时节的花它飘落、洒落，洒满如来的身体，以敬奉如来；天上的曼陀罗花呢从空中落下；天上的旃檀香粉从空中飘落；天上的乐曲在空中演奏；天上的歌声在空中响起，敬奉如来。</w:t>
+      </w:r>
+    </w:p>
+    <w:p>
+      <w:pPr>
+        <w:ind w:left="170"/>
+        <w:pBdr>
+          <w:left w:val="single" w:sz="18" w:space="4" w:color="1E4620"/>
+        </w:pBdr>
+        <w:shd w:val="clear" w:fill="F2F5FA"/>
+      </w:pPr>
+      <w:r>
+        <w:rPr>
+          <w:b w:val="0"/>
+        </w:rPr>
+        <w:t xml:space="preserve">🔖 </w:t>
       </w:r>
       <w:r>
         <w:rPr>
           <w:b/>
-          <w:sz w:val="20"/>
         </w:rPr>
         <w:t>【本周朗读段·止】</w:t>
       </w:r>
       <w:r>
         <w:rPr>
-          <w:sz w:val="20"/>
+          <w:b w:val="0"/>
         </w:rPr>
         <w:t>（以下可依时间与兴趣继续共读）</w:t>
       </w:r>
     </w:p>
     <w:p>
       <w:pPr>
-        <w:spacing w:before="40" w:after="80"/>
-        <w:ind w:left="283"/>
-        <w:shd w:val="clear" w:color="auto" w:fill="EDF6EF"/>
+        <w:ind w:left="170"/>
         <w:pBdr>
-          <w:left w:val="single" w:sz="20" w:space="6" w:color="1E5631"/>
+          <w:left w:val="single" w:sz="18" w:space="4" w:color="1E4620"/>
         </w:pBdr>
+        <w:shd w:val="clear" w:fill="F2F5FA"/>
       </w:pPr>
       <w:r>
         <w:rPr>
-          <w:sz w:val="20"/>
+          <w:b w:val="0"/>
         </w:rPr>
         <w:t>[00:42:47] 那这个时候，世尊就跟阿难说："阿难，娑罗（双）树全都盛开了非（时之）花，它们飘落洒落，洒满如来的身体，以敬奉如来……（但）那并非只有这样才是对如来的恭敬、尊重、礼敬、敬奉。（若）比库、比库尼、近事男或近事女能够法随法行、正当行道、随法行道而住，这才是用最高的敬奉来恭敬、尊重、礼敬、敬奉如来。"那我们需要知道——就是佛陀这样讲：就是你再多的各种（花鬘、香等外物供养），那都不如你（以）正法行道来敬奉佛陀，这个才是最高的礼敬。</w:t>
       </w:r>
     </w:p>
     <w:p>
       <w:pPr>
-        <w:spacing w:before="40" w:after="80"/>
-        <w:ind w:left="283"/>
-        <w:shd w:val="clear" w:color="auto" w:fill="EDF6EF"/>
+        <w:ind w:left="170"/>
         <w:pBdr>
-          <w:left w:val="single" w:sz="20" w:space="6" w:color="1E5631"/>
+          <w:left w:val="single" w:sz="18" w:space="4" w:color="1E4620"/>
         </w:pBdr>
+        <w:shd w:val="clear" w:fill="F2F5FA"/>
       </w:pPr>
       <w:r>
         <w:rPr>
-          <w:sz w:val="20"/>
+          <w:b w:val="0"/>
         </w:rPr>
         <w:t>[00:43:32] 所以后面（佛陀教导）说，我们要（以）法随法行、正当行道、随法行道而住。这个——佛陀说，"你们应当如此学啊"。那么就是佛陀，这个，般涅槃之前的，这个再次的教导。</w:t>
       </w:r>
@@ -861,71 +888,66 @@
       <w:r>
         <w:rPr>
           <w:b/>
-          <w:sz w:val="21"/>
         </w:rPr>
         <w:t>九、五种难得与报答三宝：在内心里面建立教法</w:t>
       </w:r>
     </w:p>
     <w:p>
       <w:pPr>
-        <w:spacing w:before="40" w:after="80"/>
-        <w:ind w:left="283"/>
-        <w:shd w:val="clear" w:color="auto" w:fill="EDF6EF"/>
+        <w:ind w:left="170"/>
         <w:pBdr>
-          <w:left w:val="single" w:sz="20" w:space="6" w:color="1E5631"/>
+          <w:left w:val="single" w:sz="18" w:space="4" w:color="1E4620"/>
         </w:pBdr>
+        <w:shd w:val="clear" w:fill="F2F5FA"/>
       </w:pPr>
       <w:r>
         <w:rPr>
-          <w:sz w:val="20"/>
+          <w:b w:val="0"/>
         </w:rPr>
         <w:t>[00:55:00] 就是前面那同学就讲到了五种难得，对？佛陀出世很难得，好；我们的人生，很难得；生起净信很难得；好，那这个出家很难得；这个佛法很难闻（哪）。佛陀出世，我们可能（赶上）可能（赶）不（上），但是，佛陀的正法律还在。那人生我们得了，大家诸根具足，得暇满人身，很难得。</w:t>
       </w:r>
     </w:p>
     <w:p>
       <w:pPr>
-        <w:spacing w:before="40" w:after="80"/>
-        <w:ind w:left="283"/>
-        <w:shd w:val="clear" w:color="auto" w:fill="EDF6EF"/>
+        <w:ind w:left="170"/>
         <w:pBdr>
-          <w:left w:val="single" w:sz="20" w:space="6" w:color="1E5631"/>
+          <w:left w:val="single" w:sz="18" w:space="4" w:color="1E4620"/>
         </w:pBdr>
+        <w:shd w:val="clear" w:fill="F2F5FA"/>
       </w:pPr>
       <w:r>
         <w:rPr>
-          <w:sz w:val="20"/>
+          <w:b w:val="0"/>
         </w:rPr>
         <w:t>[00:55:51] 这个，就不是那么简单的事儿。那首先，生起净信，是什么概念？有很多同学说：我信，我信佛、信法、信僧。但是，当我们起烦恼的时候，他就不信了，对——那起烦恼的时候就是不信。因为我们想说皈依佛、皈依法、皈依僧，但是，我们一起烦恼的时候就皈依烦恼了。所以这个我们说，作为一个学法的人，生起净信是什么？就是他在日常的所有的生活、工作、修行的过程中，他首先是想到法了：对他碰到任何问题，首先是想到——，佛陀怎么说的？法应该怎么实践？那这个才是有信。那如果是我们碰到任何问题，首先是想起来：我以前是怎样怎样的、别人应该怎样怎样的——这个是世间，是我们的一些经验，或者世俗的别人的看法了。那在这个时候，我们如果没有想（法）、没有想佛陀怎么讲的，我们就是没有信，我们就是没有皈依。好。所以，生起净信是很难的。每天我们做任何事情的时候，（要省察）我们有没有生起信？有念、有觉知的时候就有；没有念、没有觉知的时候就没有。因为没有这个信，你就是没有觉得法能够解决我的问题：（觉得）"我吵架比较有用啊"，或者说我相信我的直觉，我们不相信因果——这个，就是生起净信呢是很难的。</w:t>
       </w:r>
     </w:p>
     <w:p>
       <w:pPr>
-        <w:spacing w:before="40" w:after="80"/>
-        <w:ind w:left="283"/>
-        <w:shd w:val="clear" w:color="auto" w:fill="EDF6EF"/>
+        <w:ind w:left="170"/>
         <w:pBdr>
-          <w:left w:val="single" w:sz="20" w:space="6" w:color="1E5631"/>
+          <w:left w:val="single" w:sz="18" w:space="4" w:color="1E4620"/>
         </w:pBdr>
+        <w:shd w:val="clear" w:fill="F2F5FA"/>
       </w:pPr>
       <w:r>
         <w:rPr>
-          <w:sz w:val="20"/>
+          <w:b w:val="0"/>
         </w:rPr>
         <w:t>[01:06:13] 要在我们内心里面建立佛陀的教法——我们要讲建立教法，建立教法。很多人讲说：（佛）法是佛陀建立的，你什么能耐能建立教法？建立什么？在你的心里面建立教法，在你的身心里面建立教法。佛陀的教法是佛陀建的，但是如果你不能在我们的身心里面建立教法，这个（教）法就跟咱没关系。那这个我们不可能像佛陀一样的建立教法，但是，佛陀教导的那些法，我们要内心里面把它建立起来。</w:t>
       </w:r>
     </w:p>
     <w:p>
       <w:pPr>
-        <w:spacing w:before="40" w:after="80"/>
-        <w:ind w:left="283"/>
-        <w:shd w:val="clear" w:color="auto" w:fill="EDF6EF"/>
+        <w:ind w:left="170"/>
         <w:pBdr>
-          <w:left w:val="single" w:sz="20" w:space="6" w:color="1E5631"/>
+          <w:left w:val="single" w:sz="18" w:space="4" w:color="1E4620"/>
         </w:pBdr>
+        <w:shd w:val="clear" w:fill="F2F5FA"/>
       </w:pPr>
       <w:r>
         <w:rPr>
-          <w:sz w:val="20"/>
+          <w:b w:val="0"/>
         </w:rPr>
         <w:t>[01:06:51] 好，那今天，我们是这样的一个殊胜的因缘了，我们来一起忆念：菩萨从出生，到菩萨成佛，到入般涅槃；入般涅槃以后教导弟子们，我们要以不放逸而成就——"诸行（皆是）灭法，应以不放逸而成就"。从此以此呢来激励我们，怎样树立我们做一个佛教徒的生命目标——既为自己在内心里面建立教法，也为佛陀的法的传承呢做出我们的贡献。所以，这个对佛陀最好的报答、对三宝最好的报答，就是在内心里面建立教法。好，祝福大家。</w:t>
       </w:r>
@@ -934,13 +956,12 @@
       <w:r>
         <w:rPr>
           <w:b/>
-          <w:sz w:val="21"/>
         </w:rPr>
         <w:t>◈扩展段落</w:t>
       </w:r>
       <w:r>
         <w:rPr>
-          <w:sz w:val="21"/>
+          <w:b w:val="0"/>
         </w:rPr>
         <w:t>（可选）</w:t>
       </w:r>
@@ -949,53 +970,46 @@
       <w:r>
         <w:rPr>
           <w:b/>
-          <w:sz w:val="21"/>
         </w:rPr>
         <w:t>十、般涅槃时刻：天地震动与离欲比库</w:t>
       </w:r>
     </w:p>
     <w:p>
       <w:pPr>
-        <w:spacing w:before="40" w:after="80"/>
-        <w:ind w:left="283"/>
-        <w:shd w:val="clear" w:color="auto" w:fill="EDF6EF"/>
+        <w:ind w:left="170"/>
         <w:pBdr>
-          <w:left w:val="single" w:sz="20" w:space="6" w:color="1E5631"/>
+          <w:left w:val="single" w:sz="18" w:space="4" w:color="1E4620"/>
         </w:pBdr>
+        <w:shd w:val="clear" w:fill="F2F5FA"/>
       </w:pPr>
       <w:r>
         <w:rPr>
-          <w:sz w:val="20"/>
+          <w:b w:val="0"/>
         </w:rPr>
         <w:t>[00:51:11] 对于（佛陀）般涅槃的时候，以及和他般涅槃（同时），这个（发生）的很恐怖的、毛骨悚然的大地震，以及天上的雷声轰鸣，我们叫天地震动。巴嘎哇入般涅槃的时候，这个大梵天王——萨汉巴帝（Sahampati），送出了这个偈颂："世间诸生类，皆将舍身体；如此于世间，无伦比导师——得十力如来、正觉者圆寂。"，这个大梵天王是三果圣者。（沙格天帝与阿奴卢特尊者也各送出一偈，转写有缺损，此处从略。）</w:t>
       </w:r>
     </w:p>
     <w:p>
       <w:pPr>
-        <w:spacing w:before="40" w:after="80"/>
-        <w:ind w:left="283"/>
-        <w:shd w:val="clear" w:color="auto" w:fill="EDF6EF"/>
+        <w:ind w:left="170"/>
         <w:pBdr>
-          <w:left w:val="single" w:sz="20" w:space="6" w:color="1E5631"/>
+          <w:left w:val="single" w:sz="18" w:space="4" w:color="1E4620"/>
         </w:pBdr>
+        <w:shd w:val="clear" w:fill="F2F5FA"/>
       </w:pPr>
       <w:r>
         <w:rPr>
-          <w:sz w:val="20"/>
+          <w:b w:val="0"/>
         </w:rPr>
         <w:t>[00:52:26] 那么在佛陀般涅槃的时候，那些还没有离欲的比库，有一些，振臂哀哭，扑身倒地、翻来滚去，说："巴嘎哇太快般涅槃了！善者太快般涅槃了！世间眼太快隐没了！"而那些已经离欲的比库，他们具念正知地（忍受）：诸行无常，对此哪有可得的恒常？</w:t>
       </w:r>
     </w:p>
     <w:p>
-      <w:pPr>
-        <w:spacing w:before="120" w:after="80"/>
-      </w:pPr>
       <w:r>
         <w:rPr>
-          <w:rFonts w:ascii="Microsoft YaHei" w:hAnsi="Microsoft YaHei" w:eastAsia="Microsoft YaHei"/>
           <w:b/>
-          <w:color w:val="1E5631"/>
-          <w:sz w:val="25"/>
+          <w:color w:val="1E4620"/>
+          <w:sz w:val="23"/>
         </w:rPr>
         <w:t>原文材料②：《稀有未曾有经》——四类人的正知对比、以法和律为导师、入定次第</w:t>
       </w:r>
@@ -1004,13 +1018,12 @@
       <w:r>
         <w:rPr>
           <w:b/>
-          <w:sz w:val="21"/>
         </w:rPr>
         <w:t>★核心段落</w:t>
       </w:r>
       <w:r>
         <w:rPr>
-          <w:sz w:val="21"/>
+          <w:b w:val="0"/>
         </w:rPr>
         <w:t>（必读）</w:t>
       </w:r>
@@ -1019,39 +1032,36 @@
       <w:r>
         <w:rPr>
           <w:b/>
-          <w:sz w:val="21"/>
         </w:rPr>
         <w:t>一、《稀有未曾有经》：二十种稀有未曾有法</w:t>
       </w:r>
     </w:p>
     <w:p>
       <w:pPr>
-        <w:spacing w:before="40" w:after="80"/>
-        <w:ind w:left="283"/>
-        <w:shd w:val="clear" w:color="auto" w:fill="EDF6EF"/>
+        <w:ind w:left="170"/>
         <w:pBdr>
-          <w:left w:val="single" w:sz="20" w:space="6" w:color="1E5631"/>
+          <w:left w:val="single" w:sz="18" w:space="4" w:color="1E4620"/>
         </w:pBdr>
+        <w:shd w:val="clear" w:fill="F2F5FA"/>
       </w:pPr>
       <w:r>
         <w:rPr>
-          <w:sz w:val="20"/>
+          <w:b w:val="0"/>
         </w:rPr>
         <w:t>[00:06:49] 大家看到，这一部经——发给大家的这个是《中部·稀有未曾有经》。这个（经）在这里，是用阿难尊者的口呢讲出来——这个佛陀出世，稀有、未曾有的（种种情况），二十种稀有未曾有的情况。</w:t>
       </w:r>
     </w:p>
     <w:p>
       <w:pPr>
-        <w:spacing w:before="40" w:after="80"/>
-        <w:ind w:left="283"/>
-        <w:shd w:val="clear" w:color="auto" w:fill="EDF6EF"/>
+        <w:ind w:left="170"/>
         <w:pBdr>
-          <w:left w:val="single" w:sz="20" w:space="6" w:color="1E5631"/>
+          <w:left w:val="single" w:sz="18" w:space="4" w:color="1E4620"/>
         </w:pBdr>
+        <w:shd w:val="clear" w:fill="F2F5FA"/>
       </w:pPr>
       <w:r>
         <w:rPr>
-          <w:sz w:val="20"/>
+          <w:b w:val="0"/>
         </w:rPr>
         <w:t>[00:07:38] 好，那我就简单地对这部经的情况呢给大家做个介绍。首先，这部经里面，经典讲到了菩萨降生——在这里面，大家可以看到，（经中）讲说："阿难，菩萨以念与正知，从兜率天之身死去后，进入母胎——尊者，我也将此认（为是）世尊的稀有未曾有之法。"</w:t>
       </w:r>
@@ -1060,71 +1070,66 @@
       <w:r>
         <w:rPr>
           <w:b/>
-          <w:sz w:val="21"/>
         </w:rPr>
         <w:t>二、入胎、住胎、出胎：四类人的正知对比</w:t>
       </w:r>
     </w:p>
     <w:p>
       <w:pPr>
-        <w:spacing w:before="40" w:after="80"/>
-        <w:ind w:left="283"/>
-        <w:shd w:val="clear" w:color="auto" w:fill="EDF6EF"/>
+        <w:ind w:left="170"/>
         <w:pBdr>
-          <w:left w:val="single" w:sz="20" w:space="6" w:color="1E5631"/>
+          <w:left w:val="single" w:sz="18" w:space="4" w:color="1E4620"/>
         </w:pBdr>
+        <w:shd w:val="clear" w:fill="F2F5FA"/>
       </w:pPr>
       <w:r>
         <w:rPr>
-          <w:sz w:val="20"/>
+          <w:b w:val="0"/>
         </w:rPr>
         <w:t>[00:08:29] 那么根据这个入胎、住胎、出胎的这三个阶段——这个佛陀，或者我们那个时候的菩萨，他都是有正知的。那么根据长部的义注，（那里）有详细的描述：我们看到就是有四类人——一个是普通人，一个是大弟子，一个是上首弟子和独觉佛，最后，是一定会成为佛陀的菩萨。这四类人，在他的入胎、住胎、出生的情况——他们的正知情况是不一样的。那么对普通的世间人来讲，胎儿在入胎、住胎、出胎这三个阶段都不会有正知。</w:t>
       </w:r>
     </w:p>
     <w:p>
       <w:pPr>
-        <w:spacing w:before="40" w:after="80"/>
-        <w:ind w:left="283"/>
-        <w:shd w:val="clear" w:color="auto" w:fill="EDF6EF"/>
+        <w:ind w:left="170"/>
         <w:pBdr>
-          <w:left w:val="single" w:sz="20" w:space="6" w:color="1E5631"/>
+          <w:left w:val="single" w:sz="18" w:space="4" w:color="1E4620"/>
         </w:pBdr>
+        <w:shd w:val="clear" w:fill="F2F5FA"/>
       </w:pPr>
       <w:r>
         <w:rPr>
-          <w:sz w:val="20"/>
+          <w:b w:val="0"/>
         </w:rPr>
         <w:t>[00:09:28] 那么第二类人，就是我们说这个佛陀的大弟子——（经中说）有八十大弟子，那么这些弟子他在入胎的阶段是有正知的：他就知道他是不是（该）入胎，在入胎的时候才有正知，但是入胎以后，这个住胎跟出生就没有（正）知了。</w:t>
       </w:r>
     </w:p>
     <w:p>
       <w:pPr>
-        <w:spacing w:before="40" w:after="80"/>
-        <w:ind w:left="283"/>
-        <w:shd w:val="clear" w:color="auto" w:fill="EDF6EF"/>
+        <w:ind w:left="170"/>
         <w:pBdr>
-          <w:left w:val="single" w:sz="20" w:space="6" w:color="1E5631"/>
+          <w:left w:val="single" w:sz="18" w:space="4" w:color="1E4620"/>
         </w:pBdr>
+        <w:shd w:val="clear" w:fill="F2F5FA"/>
       </w:pPr>
       <w:r>
         <w:rPr>
-          <w:sz w:val="20"/>
+          <w:b w:val="0"/>
         </w:rPr>
         <w:t>[00:09:48] 第三类，就是佛陀的上首弟子和独觉佛，那么他们在入胎和住胎的阶段都是有正知的，但出胎的阶段没有正知，他没有办法把握出胎。</w:t>
       </w:r>
     </w:p>
     <w:p>
       <w:pPr>
-        <w:spacing w:before="40" w:after="80"/>
-        <w:ind w:left="283"/>
-        <w:shd w:val="clear" w:color="auto" w:fill="EDF6EF"/>
+        <w:ind w:left="170"/>
         <w:pBdr>
-          <w:left w:val="single" w:sz="20" w:space="6" w:color="1E5631"/>
+          <w:left w:val="single" w:sz="18" w:space="4" w:color="1E4620"/>
         </w:pBdr>
+        <w:shd w:val="clear" w:fill="F2F5FA"/>
       </w:pPr>
       <w:r>
         <w:rPr>
-          <w:sz w:val="20"/>
+          <w:b w:val="0"/>
         </w:rPr>
         <w:t>[00:10:03] 第四类，就是注定一定会成佛的菩萨。那这个胎儿在入胎、住胎、出胎这三个阶段都会有正知，因为他完全知道他（自己是）怎么入胎、住胎的情况，以及他出——离开母亲的身体、子宫，出胎，他都完全地具足正念正知。</w:t>
       </w:r>
@@ -1133,39 +1138,36 @@
       <w:r>
         <w:rPr>
           <w:b/>
-          <w:sz w:val="21"/>
         </w:rPr>
         <w:t>三、为什么上首弟子和独觉佛出胎时失去正知</w:t>
       </w:r>
     </w:p>
     <w:p>
       <w:pPr>
-        <w:spacing w:before="40" w:after="80"/>
-        <w:ind w:left="283"/>
-        <w:shd w:val="clear" w:color="auto" w:fill="EDF6EF"/>
+        <w:ind w:left="170"/>
         <w:pBdr>
-          <w:left w:val="single" w:sz="20" w:space="6" w:color="1E5631"/>
+          <w:left w:val="single" w:sz="18" w:space="4" w:color="1E4620"/>
         </w:pBdr>
+        <w:shd w:val="clear" w:fill="F2F5FA"/>
       </w:pPr>
       <w:r>
         <w:rPr>
-          <w:sz w:val="20"/>
+          <w:b w:val="0"/>
         </w:rPr>
         <w:t>[00:10:30] 那为什么上首弟子和独觉佛在第三个阶段没有正知？据说，他们——也就是包括我们这一尊佛陀的两位上首弟子，萨利子尊者和马哈摩嘎蓝尊者（我们过去翻译成沙利子和马哈摩嘎蓝尊者），包括其他的独觉佛，他们会被业风的推动翻滚而变得脚朝上、头朝下，就如同在万丈的悬崖般——他就觉得是从这个悬崖般的（地方）要往下坠落，那么经过狭窄的产道而出来的时候，就像从一个钥匙孔里面拉出大象，他会感受到巨大的痛苦，</w:t>
       </w:r>
     </w:p>
     <w:p>
       <w:pPr>
-        <w:spacing w:before="40" w:after="80"/>
-        <w:ind w:left="283"/>
-        <w:shd w:val="clear" w:color="auto" w:fill="EDF6EF"/>
+        <w:ind w:left="170"/>
         <w:pBdr>
-          <w:left w:val="single" w:sz="20" w:space="6" w:color="1E5631"/>
+          <w:left w:val="single" w:sz="18" w:space="4" w:color="1E4620"/>
         </w:pBdr>
+        <w:shd w:val="clear" w:fill="F2F5FA"/>
       </w:pPr>
       <w:r>
         <w:rPr>
-          <w:sz w:val="20"/>
+          <w:b w:val="0"/>
         </w:rPr>
         <w:t>[00:11:43] 因此，对于上首弟子和独觉佛来说，是没有（把握）出胎的这样的正知。那么可见，就是上首弟子和独觉佛在出胎的时候会失去正知，而注定成佛的菩萨是不会的。那菩萨怎么（出）生？菩萨，他不会被这个业风弄得脚朝上、头朝下出生——他们是双手自然地舒展，就这样伸开来，然后眼睛睁开的，然后双脚就站着出来，站着出生了。这个是菩萨出生的、这个奇特的地方。</w:t>
       </w:r>
@@ -1174,55 +1176,51 @@
       <w:r>
         <w:rPr>
           <w:b/>
-          <w:sz w:val="21"/>
         </w:rPr>
         <w:t>四、入般涅槃：以法和律为导师</w:t>
       </w:r>
     </w:p>
     <w:p>
       <w:pPr>
-        <w:spacing w:before="40" w:after="80"/>
-        <w:ind w:left="283"/>
-        <w:shd w:val="clear" w:color="auto" w:fill="EDF6EF"/>
+        <w:ind w:left="170"/>
         <w:pBdr>
-          <w:left w:val="single" w:sz="20" w:space="6" w:color="1E5631"/>
+          <w:left w:val="single" w:sz="18" w:space="4" w:color="1E4620"/>
         </w:pBdr>
+        <w:shd w:val="clear" w:fill="F2F5FA"/>
       </w:pPr>
       <w:r>
         <w:rPr>
-          <w:sz w:val="20"/>
+          <w:b w:val="0"/>
         </w:rPr>
         <w:t>[00:40:59] 那佛陀，入般涅槃之前，讲了什么话？当时，巴嘎哇对阿难说："阿难，你们若有人这么想：'导师的言教已经过去，我们没有导师了'——那不应这样认为啊。那凡是我为你们所教导制定的法和律，在我去世后即是你们的导师。阿难，就如现在比库们互相以'贤友'之语来称呼，在我去世后则不应如此（以'贤友'互相称呼）。阿难，上座比库可以用名或姓或'贤友'之语来称呼下座比库；下座比库，则应以尊者或大德来称呼上座比库啊。"那这个就是我们这个传统的上座部佛教对出家比库——下座对上座以尊者来称呼的一个缘由。</w:t>
       </w:r>
     </w:p>
     <w:p>
       <w:pPr>
-        <w:spacing w:before="40" w:after="80"/>
-        <w:ind w:left="283"/>
-        <w:shd w:val="clear" w:color="auto" w:fill="EDF6EF"/>
+        <w:ind w:left="170"/>
         <w:pBdr>
-          <w:left w:val="single" w:sz="20" w:space="6" w:color="1E5631"/>
+          <w:left w:val="single" w:sz="18" w:space="4" w:color="1E4620"/>
         </w:pBdr>
+        <w:shd w:val="clear" w:fill="F2F5FA"/>
       </w:pPr>
       <w:r>
         <w:rPr>
-          <w:sz w:val="20"/>
+          <w:b w:val="0"/>
         </w:rPr>
         <w:t>[00:42:03] 那佛陀接着说："我已为你们通过智慧（了知）：这是轻罪，这是重罪，这是可救罪，这是不可救罪，这是世间罪，这是制定罪；此罪在一人前忏悔，此罪在小众前忏悔，此罪在僧团前忏悔。"（律藏——）"这整部律藏在我般涅槃后，将履行你们导师的责任。"好，我们说以戒为师，是这么来的——有佛陀制定的（学处），你就要按这样来执行，这是你的老师，就以戒为师。"我已通过智慧了知：这是四念处、四正勤、四神足、五根、五力、七觉支、八支圣道，以种种行相不断分别这些法而教导经藏。这整部经藏在我般涅槃后，将履行你们导师的责任。"好，就已经——以经藏，以法为师。</w:t>
       </w:r>
     </w:p>
     <w:p>
       <w:pPr>
-        <w:spacing w:before="40" w:after="80"/>
-        <w:ind w:left="283"/>
-        <w:shd w:val="clear" w:color="auto" w:fill="EDF6EF"/>
+        <w:ind w:left="170"/>
         <w:pBdr>
-          <w:left w:val="single" w:sz="20" w:space="6" w:color="1E5631"/>
+          <w:left w:val="single" w:sz="18" w:space="4" w:color="1E4620"/>
         </w:pBdr>
+        <w:shd w:val="clear" w:fill="F2F5FA"/>
       </w:pPr>
       <w:r>
         <w:rPr>
-          <w:sz w:val="20"/>
+          <w:b w:val="0"/>
         </w:rPr>
         <w:t>[00:43:06] （论藏——）"我已通过智慧了知：这些是五蕴、十二处、十八界、二十二根……这么多法属于欲界，这么多法属于色界，这么多法属于无色界；这么多法属于世间，这么多法属于出世间——不断分别这些法，而教导以（二十四缘、）种种无边方法的大帕塔那所装饰的论藏，这整部论藏在我般涅槃后，将履行你们导师的责任。"好，就（是经、律、论）三藏。</w:t>
       </w:r>
@@ -1231,71 +1229,66 @@
       <w:r>
         <w:rPr>
           <w:b/>
-          <w:sz w:val="21"/>
         </w:rPr>
         <w:t>五、入定次第：从初禅到灭尽定，再回到第四禅般涅槃</w:t>
       </w:r>
     </w:p>
     <w:p>
       <w:pPr>
-        <w:spacing w:before="40" w:after="80"/>
-        <w:ind w:left="283"/>
-        <w:shd w:val="clear" w:color="auto" w:fill="EDF6EF"/>
+        <w:ind w:left="170"/>
         <w:pBdr>
-          <w:left w:val="single" w:sz="20" w:space="6" w:color="1E5631"/>
+          <w:left w:val="single" w:sz="18" w:space="4" w:color="1E4620"/>
         </w:pBdr>
+        <w:shd w:val="clear" w:fill="F2F5FA"/>
       </w:pPr>
       <w:r>
         <w:rPr>
-          <w:sz w:val="20"/>
+          <w:b w:val="0"/>
         </w:rPr>
         <w:t>[00:45:41] 连最后——按功德来排，最后的人，就是指阿难尊者——你看，（当时）跟随（在场的）就只有阿难尊者（还）是（入流者），其他全部都是阿拉汉。那当时，世尊就对比库们说："诸比库，现在让我告诉你们：诸行法皆是灭法，应以不放逸而成就。"就是我们（袋子）上写的那句话——这是如来最后的遗言。</w:t>
       </w:r>
     </w:p>
     <w:p>
       <w:pPr>
-        <w:spacing w:before="40" w:after="80"/>
-        <w:ind w:left="283"/>
-        <w:shd w:val="clear" w:color="auto" w:fill="EDF6EF"/>
+        <w:ind w:left="170"/>
         <w:pBdr>
-          <w:left w:val="single" w:sz="20" w:space="6" w:color="1E5631"/>
+          <w:left w:val="single" w:sz="18" w:space="4" w:color="1E4620"/>
         </w:pBdr>
+        <w:shd w:val="clear" w:fill="F2F5FA"/>
       </w:pPr>
       <w:r>
         <w:rPr>
-          <w:sz w:val="20"/>
+          <w:b w:val="0"/>
         </w:rPr>
         <w:t>[00:46:10] 好，那佛陀是怎样入般涅槃的？就当时巴嘎哇先进入初禅，从初禅出定后进入第二禅，从第二禅出定后进入第三禅，从第三禅（出定）后进入第四禅，从第四禅出定后进入空无边处，从空无边处出定后进入（识）无边处，从（识）无边处出定后进入无所有处，从无所有处出定后进入非想非非想处，从非想非非想处出定后进入灭尽定。（据说阿难问阿奴卢特尊者："尊者，巴嘎哇般涅槃了吗？"阿奴卢特答："贤友，巴嘎哇还没有入般涅槃，他正进入灭尽定。"——在灭尽定中是不会去世的，这是灭尽定的定则啊。）</w:t>
       </w:r>
     </w:p>
     <w:p>
       <w:pPr>
-        <w:spacing w:before="40" w:after="80"/>
-        <w:ind w:left="283"/>
-        <w:shd w:val="clear" w:color="auto" w:fill="EDF6EF"/>
+        <w:ind w:left="170"/>
         <w:pBdr>
-          <w:left w:val="single" w:sz="20" w:space="6" w:color="1E5631"/>
+          <w:left w:val="single" w:sz="18" w:space="4" w:color="1E4620"/>
         </w:pBdr>
+        <w:shd w:val="clear" w:fill="F2F5FA"/>
       </w:pPr>
       <w:r>
         <w:rPr>
-          <w:sz w:val="20"/>
+          <w:b w:val="0"/>
         </w:rPr>
         <w:t>[00:47:45] 所以当时，世尊从灭尽定出定以后再进入非想非非想处，然后从非想非非想处出来，再到无所有处，再到（识）无边处，再到空无边处，然后再进入第四禅——第四禅以后到第三禅、第二禅，然后再到初禅。然后初禅出定以后又回到第二禅，第二禅再回到第三禅，第三禅出定以后回到第四禅，到第四禅出定以后，巴嘎哇就般涅槃了。</w:t>
       </w:r>
     </w:p>
     <w:p>
       <w:pPr>
-        <w:spacing w:before="40" w:after="80"/>
-        <w:ind w:left="283"/>
-        <w:shd w:val="clear" w:color="auto" w:fill="EDF6EF"/>
+        <w:ind w:left="170"/>
         <w:pBdr>
-          <w:left w:val="single" w:sz="20" w:space="6" w:color="1E5631"/>
+          <w:left w:val="single" w:sz="18" w:space="4" w:color="1E4620"/>
         </w:pBdr>
+        <w:shd w:val="clear" w:fill="F2F5FA"/>
       </w:pPr>
       <w:r>
         <w:rPr>
-          <w:sz w:val="20"/>
+          <w:b w:val="0"/>
         </w:rPr>
         <w:t>[00:48:58] 那么这是简略的说法。进入涅槃城的时候——（般涅槃时的）法（王）巴嘎哇进入了数量为二十四万亿种的所有定之后，就像远行者拥抱亲人后（再）离开一样，体验了一切禅定之乐（后），进入涅槃城。</w:t>
       </w:r>
@@ -1304,69 +1297,61 @@
       <w:r>
         <w:rPr>
           <w:b/>
-          <w:sz w:val="21"/>
         </w:rPr>
         <w:t>六、佛陀的肉身与最后的教导</w:t>
       </w:r>
     </w:p>
     <w:p>
       <w:pPr>
-        <w:spacing w:before="40" w:after="80"/>
-        <w:ind w:left="283"/>
-        <w:shd w:val="clear" w:color="auto" w:fill="EDF6EF"/>
+        <w:ind w:left="170"/>
         <w:pBdr>
-          <w:left w:val="single" w:sz="20" w:space="6" w:color="1E5631"/>
+          <w:left w:val="single" w:sz="18" w:space="4" w:color="1E4620"/>
         </w:pBdr>
+        <w:shd w:val="clear" w:fill="F2F5FA"/>
       </w:pPr>
       <w:r>
         <w:rPr>
-          <w:sz w:val="20"/>
+          <w:b w:val="0"/>
         </w:rPr>
         <w:t>[00:53:02] ……佛陀是在快天亮的时候入般涅槃的，所以他剩余的夜晚很短，很快就过去了。好，那这个就是佛陀的般涅槃。</w:t>
       </w:r>
     </w:p>
     <w:p>
       <w:pPr>
-        <w:spacing w:before="40" w:after="80"/>
-        <w:ind w:left="283"/>
-        <w:shd w:val="clear" w:color="auto" w:fill="EDF6EF"/>
+        <w:ind w:left="170"/>
         <w:pBdr>
-          <w:left w:val="single" w:sz="20" w:space="6" w:color="1E5631"/>
+          <w:left w:val="single" w:sz="18" w:space="4" w:color="1E4620"/>
         </w:pBdr>
+        <w:shd w:val="clear" w:fill="F2F5FA"/>
       </w:pPr>
       <w:r>
         <w:rPr>
-          <w:sz w:val="20"/>
+          <w:b w:val="0"/>
         </w:rPr>
         <w:t>[00:53:32] 那这个大家知道，佛陀般涅槃（前），他吃了一位居士供养的食物，然后拉肚子。那我们有很多的说法，说是佛陀示现——那我们要客观地看到：佛陀他也是一个肉身，他也会生病，他也会拉肚子，（这）就是他的（业）因果。佛陀，成佛以后还遭受（过）十二种恶报，这个恶报就是（业的）果。即使是佛陀，也只要他有身体，就摆脱不了（业的果），而不是佛陀故意（示现给你看）。</w:t>
       </w:r>
     </w:p>
     <w:p>
       <w:pPr>
-        <w:spacing w:before="40" w:after="80"/>
-        <w:ind w:left="283"/>
-        <w:shd w:val="clear" w:color="auto" w:fill="EDF6EF"/>
+        <w:ind w:left="170"/>
         <w:pBdr>
-          <w:left w:val="single" w:sz="20" w:space="6" w:color="1E5631"/>
+          <w:left w:val="single" w:sz="18" w:space="4" w:color="1E4620"/>
         </w:pBdr>
+        <w:shd w:val="clear" w:fill="F2F5FA"/>
       </w:pPr>
       <w:r>
         <w:rPr>
-          <w:sz w:val="20"/>
+          <w:b w:val="0"/>
         </w:rPr>
         <w:t>[00:54:23] 对，那佛陀的（般）涅槃——他的这种般涅槃告诉我们：即使伟大如佛陀，也离不开生必有死的这种力量。所以说，诸行法皆是灭法，应以不放逸而成就。如果你想超越生命，就要依佛陀的教导，法随法行。</w:t>
       </w:r>
     </w:p>
     <w:p>
-      <w:pPr>
-        <w:spacing w:before="120" w:after="80"/>
-      </w:pPr>
       <w:r>
         <w:rPr>
-          <w:rFonts w:ascii="Microsoft YaHei" w:hAnsi="Microsoft YaHei" w:eastAsia="Microsoft YaHei"/>
           <w:b/>
-          <w:color w:val="1E5631"/>
-          <w:sz w:val="25"/>
+          <w:color w:val="1E4620"/>
+          <w:sz w:val="23"/>
         </w:rPr>
         <w:t>原文材料③：佛陀的一生文稿——厌离出家、菩提树下证悟、初转法轮、弘法45年、临终嘱咐</w:t>
       </w:r>
@@ -1375,13 +1360,12 @@
       <w:r>
         <w:rPr>
           <w:b/>
-          <w:sz w:val="21"/>
         </w:rPr>
         <w:t>★核心段落</w:t>
       </w:r>
       <w:r>
         <w:rPr>
-          <w:sz w:val="21"/>
+          <w:b w:val="0"/>
         </w:rPr>
         <w:t>（必读）</w:t>
       </w:r>
@@ -1390,55 +1374,51 @@
       <w:r>
         <w:rPr>
           <w:b/>
-          <w:sz w:val="21"/>
         </w:rPr>
         <w:t>一、厌离生老病死：月圆之夜剃发出家</w:t>
       </w:r>
     </w:p>
     <w:p>
       <w:pPr>
-        <w:spacing w:before="40" w:after="80"/>
-        <w:ind w:left="283"/>
-        <w:shd w:val="clear" w:color="auto" w:fill="EDF6EF"/>
+        <w:ind w:left="170"/>
         <w:pBdr>
-          <w:left w:val="single" w:sz="20" w:space="6" w:color="1E5631"/>
+          <w:left w:val="single" w:sz="18" w:space="4" w:color="1E4620"/>
         </w:pBdr>
+        <w:shd w:val="clear" w:fill="F2F5FA"/>
       </w:pPr>
       <w:r>
         <w:rPr>
-          <w:sz w:val="20"/>
+          <w:b w:val="0"/>
         </w:rPr>
         <w:t>由于菩萨已经圆满了十种巴拉密，即使过着养尊处优的生活，他的心还是自动倾向于出离。悉达多太子看到欲乐的过患、看到自己仍然受制于生、老、病、死、忧伤与烦恼。于是，他想要追求不生、不老、不病、不死、无忧与无恼的最上解脱——涅槃。但是，在家的生活杂乱而不洁，始终牵绊着他。为了圆满清净无染的梵行，太子有了这样的理想——出家追求宽广无羁的生活。</w:t>
       </w:r>
     </w:p>
     <w:p>
       <w:pPr>
-        <w:spacing w:before="40" w:after="80"/>
-        <w:ind w:left="283"/>
-        <w:shd w:val="clear" w:color="auto" w:fill="EDF6EF"/>
+        <w:ind w:left="170"/>
         <w:pBdr>
-          <w:left w:val="single" w:sz="20" w:space="6" w:color="1E5631"/>
+          <w:left w:val="single" w:sz="18" w:space="4" w:color="1E4620"/>
         </w:pBdr>
+        <w:shd w:val="clear" w:fill="F2F5FA"/>
       </w:pPr>
       <w:r>
         <w:rPr>
-          <w:sz w:val="20"/>
+          <w:b w:val="0"/>
         </w:rPr>
         <w:t>在悉达多太子29岁那年，亚寿塔拉为他生下了一名男婴。对自己儿子的感情就好像枷锁一样套住了太子，这更加令他感悟到爱执的力量是多么强大。不久，悉达多太子放弃了一切的荣华富贵，毅然剃发出家。而这个男婴，后来被净饭王命名为拉胡喇（Rāhula），意为"障碍"。</w:t>
       </w:r>
     </w:p>
     <w:p>
       <w:pPr>
-        <w:spacing w:before="40" w:after="80"/>
-        <w:ind w:left="283"/>
-        <w:shd w:val="clear" w:color="auto" w:fill="EDF6EF"/>
+        <w:ind w:left="170"/>
         <w:pBdr>
-          <w:left w:val="single" w:sz="20" w:space="6" w:color="1E5631"/>
+          <w:left w:val="single" w:sz="18" w:space="4" w:color="1E4620"/>
         </w:pBdr>
+        <w:shd w:val="clear" w:fill="F2F5FA"/>
       </w:pPr>
       <w:r>
         <w:rPr>
-          <w:sz w:val="20"/>
+          <w:b w:val="0"/>
         </w:rPr>
         <w:t>强烈渴望出离的心，驱使着悉达多终于作出了出家的决定。就在拉胡喇出生七日后的月圆之夜，他吩咐仆人准备马匹，自己则去见了熟睡中的王妃亚寿塔拉和儿子拉胡喇。凝望着妻儿，王子默默地向他们告别，离开了房间。他骑上马，毅然决然地离开了自己的王宫、离开了沉睡中的咖毕喇瓦土（Kapilavatthu，迦毗罗卫），来到了阿诺玛河畔，挥动宝刀，剃发出家。</w:t>
       </w:r>
@@ -1447,103 +1427,156 @@
       <w:r>
         <w:rPr>
           <w:b/>
-          <w:sz w:val="21"/>
         </w:rPr>
         <w:t>二、菩提树下：证得一切知智</w:t>
       </w:r>
     </w:p>
     <w:p>
       <w:pPr>
-        <w:spacing w:before="40" w:after="80"/>
-        <w:ind w:left="283"/>
-        <w:shd w:val="clear" w:color="auto" w:fill="EDF6EF"/>
+        <w:ind w:left="170"/>
         <w:pBdr>
-          <w:left w:val="single" w:sz="20" w:space="6" w:color="1E5631"/>
+          <w:left w:val="single" w:sz="18" w:space="4" w:color="1E4620"/>
         </w:pBdr>
+        <w:shd w:val="clear" w:fill="F2F5FA"/>
       </w:pPr>
       <w:r>
         <w:rPr>
-          <w:sz w:val="20"/>
+          <w:b w:val="0"/>
         </w:rPr>
         <w:t>用完餐后的菩萨来到尼连禅河边，发愿道："如果今天我能成佛，就让这金钵逆流而上！"说完将钵投入水中，结果钵竟然逆流而上。菩萨知道成佛的时间即将来到。</w:t>
       </w:r>
     </w:p>
     <w:p>
       <w:pPr>
-        <w:spacing w:before="40" w:after="80"/>
-        <w:ind w:left="283"/>
-        <w:shd w:val="clear" w:color="auto" w:fill="EDF6EF"/>
+        <w:ind w:left="170"/>
         <w:pBdr>
-          <w:left w:val="single" w:sz="20" w:space="6" w:color="1E5631"/>
+          <w:left w:val="single" w:sz="18" w:space="4" w:color="1E4620"/>
         </w:pBdr>
+        <w:shd w:val="clear" w:fill="F2F5FA"/>
       </w:pPr>
       <w:r>
         <w:rPr>
-          <w:sz w:val="20"/>
+          <w:b w:val="0"/>
         </w:rPr>
         <w:t>那时，一位割草的男子献给菩萨八捆草，菩萨拿了草，来到一棵菩提树下，用这些草做成了金刚座。菩萨坐在菩提树下，面向东方，决意：如不成佛，即使血肉干枯，也决不起座。</w:t>
       </w:r>
     </w:p>
     <w:p>
       <w:pPr>
-        <w:spacing w:before="40" w:after="80"/>
-        <w:ind w:left="283"/>
-        <w:shd w:val="clear" w:color="auto" w:fill="EDF6EF"/>
+        <w:ind w:left="170"/>
         <w:pBdr>
-          <w:left w:val="single" w:sz="20" w:space="6" w:color="1E5631"/>
+          <w:left w:val="single" w:sz="18" w:space="4" w:color="1E4620"/>
         </w:pBdr>
+        <w:shd w:val="clear" w:fill="F2F5FA"/>
       </w:pPr>
       <w:r>
         <w:rPr>
-          <w:sz w:val="20"/>
+          <w:b w:val="0"/>
         </w:rPr>
         <w:t>这时，魔王率领魔军拿着各种兵器，带着一大批面目狰狞的怪物，以排山倒海之势向菩萨袭来。狂风、暴雨、巨石、烈焰，攻击一波一波接踵而来，菩萨不为所动，靠着思维十种巴拉密，化解了所有的攻击。大地女神作为菩萨圆满种种巴拉密的证人，将菩萨过去生所作的功德化作泉水，从头发中流出，结果这些水有如汪洋大海一般，把魔王的魔军全部淹没。</w:t>
       </w:r>
     </w:p>
     <w:p>
       <w:pPr>
-        <w:spacing w:before="40" w:after="80"/>
-        <w:ind w:left="283"/>
-        <w:shd w:val="clear" w:color="auto" w:fill="EDF6EF"/>
+        <w:ind w:left="170"/>
         <w:pBdr>
-          <w:left w:val="single" w:sz="20" w:space="6" w:color="1E5631"/>
+          <w:left w:val="single" w:sz="18" w:space="4" w:color="1E4620"/>
         </w:pBdr>
+        <w:shd w:val="clear" w:fill="F2F5FA"/>
       </w:pPr>
       <w:r>
         <w:rPr>
-          <w:sz w:val="20"/>
+          <w:b w:val="0"/>
         </w:rPr>
         <w:t>击退魔军后，菩萨通过修习入出息念，依次进入初禅，第二、第三、第四禅。初夜时分，菩萨把心导向于宿住随念智，忆念起过去无数生、无数劫中，自己种种的细节与情况。中夜时分，菩萨把心导向于有情死生智，见到了众生各随其业而流转于生死之中。后夜时分，菩萨把心导向于漏尽智，如实知见苦、集、灭、道四圣谛，断尽一切烦恼，终于证悟了阿拉汉道果，连同只有诸佛才拥有的一切知智。这时，一万个轮围世界强烈地震动，齐声赞叹菩萨的最终成佛。光明照遍了整个世界，甚至穿透了最深的地狱。我们的菩萨终于找到了通往解脱的古道——八圣道，证悟了至高无上的佛果。我们的佛陀与过去的一切诸佛一样，心中充满感动，默诵出了觉悟之后的第一首偈颂：</w:t>
       </w:r>
     </w:p>
     <w:p>
       <w:pPr>
-        <w:spacing w:before="40" w:after="80"/>
-        <w:ind w:left="283"/>
-        <w:shd w:val="clear" w:color="auto" w:fill="EDF6EF"/>
+        <w:ind w:left="170"/>
         <w:pBdr>
-          <w:left w:val="single" w:sz="20" w:space="6" w:color="1E5631"/>
+          <w:left w:val="single" w:sz="18" w:space="4" w:color="1E4620"/>
         </w:pBdr>
+        <w:shd w:val="clear" w:fill="F2F5FA"/>
       </w:pPr>
       <w:r>
         <w:rPr>
-          <w:sz w:val="20"/>
+          <w:b w:val="0"/>
         </w:rPr>
-        <w:t>"轮回许多生，寻找造屋者， 流转没发现，诸苦再再生。 已见造屋者，不再造家屋； 你椽已毁坏，栋梁已破坏。 心已离行作，已证诸爱尽。"</w:t>
+        <w:t>"轮回许多生，寻找造屋者，</w:t>
       </w:r>
     </w:p>
     <w:p>
       <w:pPr>
-        <w:spacing w:before="40" w:after="80"/>
-        <w:ind w:left="283"/>
-        <w:shd w:val="clear" w:color="auto" w:fill="EDF6EF"/>
+        <w:ind w:left="170"/>
         <w:pBdr>
-          <w:left w:val="single" w:sz="20" w:space="6" w:color="1E5631"/>
+          <w:left w:val="single" w:sz="18" w:space="4" w:color="1E4620"/>
         </w:pBdr>
+        <w:shd w:val="clear" w:fill="F2F5FA"/>
       </w:pPr>
       <w:r>
         <w:rPr>
-          <w:sz w:val="20"/>
+          <w:b w:val="0"/>
+        </w:rPr>
+        <w:t>流转没发现，诸苦再再生。</w:t>
+      </w:r>
+    </w:p>
+    <w:p>
+      <w:pPr>
+        <w:ind w:left="170"/>
+        <w:pBdr>
+          <w:left w:val="single" w:sz="18" w:space="4" w:color="1E4620"/>
+        </w:pBdr>
+        <w:shd w:val="clear" w:fill="F2F5FA"/>
+      </w:pPr>
+      <w:r>
+        <w:rPr>
+          <w:b w:val="0"/>
+        </w:rPr>
+        <w:t>已见造屋者，不再造家屋；</w:t>
+      </w:r>
+    </w:p>
+    <w:p>
+      <w:pPr>
+        <w:ind w:left="170"/>
+        <w:pBdr>
+          <w:left w:val="single" w:sz="18" w:space="4" w:color="1E4620"/>
+        </w:pBdr>
+        <w:shd w:val="clear" w:fill="F2F5FA"/>
+      </w:pPr>
+      <w:r>
+        <w:rPr>
+          <w:b w:val="0"/>
+        </w:rPr>
+        <w:t>你椽已毁坏，栋梁已破坏。</w:t>
+      </w:r>
+    </w:p>
+    <w:p>
+      <w:pPr>
+        <w:ind w:left="170"/>
+        <w:pBdr>
+          <w:left w:val="single" w:sz="18" w:space="4" w:color="1E4620"/>
+        </w:pBdr>
+        <w:shd w:val="clear" w:fill="F2F5FA"/>
+      </w:pPr>
+      <w:r>
+        <w:rPr>
+          <w:b w:val="0"/>
+        </w:rPr>
+        <w:t>心已离行作，已证诸爱尽。"</w:t>
+      </w:r>
+    </w:p>
+    <w:p>
+      <w:pPr>
+        <w:ind w:left="170"/>
+        <w:pBdr>
+          <w:left w:val="single" w:sz="18" w:space="4" w:color="1E4620"/>
+        </w:pBdr>
+        <w:shd w:val="clear" w:fill="F2F5FA"/>
+      </w:pPr>
+      <w:r>
+        <w:rPr>
+          <w:b w:val="0"/>
         </w:rPr>
         <w:t>这一天，正好是公元前589年5月的月圆日。</w:t>
       </w:r>
@@ -1552,23 +1585,21 @@
       <w:r>
         <w:rPr>
           <w:b/>
-          <w:sz w:val="21"/>
         </w:rPr>
         <w:t>三、初转法轮：三宝出现于世间</w:t>
       </w:r>
     </w:p>
     <w:p>
       <w:pPr>
-        <w:spacing w:before="40" w:after="80"/>
-        <w:ind w:left="283"/>
-        <w:shd w:val="clear" w:color="auto" w:fill="EDF6EF"/>
+        <w:ind w:left="170"/>
         <w:pBdr>
-          <w:left w:val="single" w:sz="20" w:space="6" w:color="1E5631"/>
+          <w:left w:val="single" w:sz="18" w:space="4" w:color="1E4620"/>
         </w:pBdr>
+        <w:shd w:val="clear" w:fill="F2F5FA"/>
       </w:pPr>
       <w:r>
         <w:rPr>
-          <w:sz w:val="20"/>
+          <w:b w:val="0"/>
         </w:rPr>
         <w:t>佛陀在布特嘎亚（Buddhagayā，菩提迦耶）附近的七个地方各停留了七天后，次第游行到仙人落处鹿野苑，找到了当初离他而去的五位沙门。本来，他们一致决定不再理睬佛陀，结果，当佛陀来到他们的住处后，他们却无法抗拒佛陀的威德，主动上前去迎接。佛陀向他们宣说了《转法轮经》，阐述了放逸享乐与极端苦行的过患，并且解说了刚刚证悟的四圣谛，宣布自己已经证得了无上的正觉。听完佛陀的开示，当初预言太子必将成佛的婆罗门——衮丹雅（Kondañña，憍陈如）证得了入流道果。这一天，正是公元前589年5月月圆日，这就是佛教史上有名的"初转法轮"。随后几天，佛陀继续为五位沙门说法。在第五天，佛陀宣说《无我相经》时，五位比库皆证悟了阿拉汉道果。至此，佛陀的比库僧团正式成立，佛、法、僧三宝出现于世间，正法之轮已正式开始转动，一直延续了2600年，传承不断，直至今天。</w:t>
       </w:r>
@@ -1577,23 +1608,21 @@
       <w:r>
         <w:rPr>
           <w:b/>
-          <w:sz w:val="21"/>
         </w:rPr>
         <w:t>四、弘法四十五年与舍弃寿行</w:t>
       </w:r>
     </w:p>
     <w:p>
       <w:pPr>
-        <w:spacing w:before="40" w:after="80"/>
-        <w:ind w:left="283"/>
-        <w:shd w:val="clear" w:color="auto" w:fill="EDF6EF"/>
+        <w:ind w:left="170"/>
         <w:pBdr>
-          <w:left w:val="single" w:sz="20" w:space="6" w:color="1E5631"/>
+          <w:left w:val="single" w:sz="18" w:space="4" w:color="1E4620"/>
         </w:pBdr>
+        <w:shd w:val="clear" w:fill="F2F5FA"/>
       </w:pPr>
       <w:r>
         <w:rPr>
-          <w:sz w:val="20"/>
+          <w:b w:val="0"/>
         </w:rPr>
         <w:t>从初转法轮以来，佛陀的弘法工作就从未停过，一直持续了四十五年。慢慢地，佛陀的身躯也日趋衰老了。伴随衰老一同到来的是疾病。在他80岁那年，严重的背痛折磨着他的身体，每天他都要以极强的意志力，忍受这种常人无法忍受的痛苦。终于，在咤巴喇塔（Cāpāla Cetiya），佛陀舍弃了寿行，宣布将于三个月后般涅槃，大地因而再一次震动。</w:t>
       </w:r>
@@ -1602,55 +1631,51 @@
       <w:r>
         <w:rPr>
           <w:b/>
-          <w:sz w:val="21"/>
         </w:rPr>
         <w:t>五、临终嘱咐：以自己为皈依、以法为皈依</w:t>
       </w:r>
     </w:p>
     <w:p>
       <w:pPr>
-        <w:spacing w:before="40" w:after="80"/>
-        <w:ind w:left="283"/>
-        <w:shd w:val="clear" w:color="auto" w:fill="EDF6EF"/>
+        <w:ind w:left="170"/>
         <w:pBdr>
-          <w:left w:val="single" w:sz="20" w:space="6" w:color="1E5631"/>
+          <w:left w:val="single" w:sz="18" w:space="4" w:color="1E4620"/>
         </w:pBdr>
+        <w:shd w:val="clear" w:fill="F2F5FA"/>
       </w:pPr>
       <w:r>
         <w:rPr>
-          <w:sz w:val="20"/>
+          <w:b w:val="0"/>
         </w:rPr>
         <w:t>在这最后的三个月里，佛陀不顾被病痛折磨的身体，尽自己最后的力量，多次教导佛法的要点，重申了戒、定、慧是获得解脱之法，并教导比库们应以自己为皈依，以法为皈依。</w:t>
       </w:r>
     </w:p>
     <w:p>
       <w:pPr>
-        <w:spacing w:before="40" w:after="80"/>
-        <w:ind w:left="283"/>
-        <w:shd w:val="clear" w:color="auto" w:fill="EDF6EF"/>
+        <w:ind w:left="170"/>
         <w:pBdr>
-          <w:left w:val="single" w:sz="20" w:space="6" w:color="1E5631"/>
+          <w:left w:val="single" w:sz="18" w:space="4" w:color="1E4620"/>
         </w:pBdr>
+        <w:shd w:val="clear" w:fill="F2F5FA"/>
       </w:pPr>
       <w:r>
         <w:rPr>
-          <w:sz w:val="20"/>
+          <w:b w:val="0"/>
         </w:rPr>
         <w:t>佛陀和即将去世的普通老人一样，向阿难尊者仔细交代了后事，叮嘱了一些僧团在佛陀入灭后应该做的事情。</w:t>
       </w:r>
     </w:p>
     <w:p>
       <w:pPr>
-        <w:spacing w:before="40" w:after="80"/>
-        <w:ind w:left="283"/>
-        <w:shd w:val="clear" w:color="auto" w:fill="EDF6EF"/>
+        <w:ind w:left="170"/>
         <w:pBdr>
-          <w:left w:val="single" w:sz="20" w:space="6" w:color="1E5631"/>
+          <w:left w:val="single" w:sz="18" w:space="4" w:color="1E4620"/>
         </w:pBdr>
+        <w:shd w:val="clear" w:fill="F2F5FA"/>
       </w:pPr>
       <w:r>
         <w:rPr>
-          <w:sz w:val="20"/>
+          <w:b w:val="0"/>
         </w:rPr>
         <w:t>后夜时分佛陀告诉比库们："诸行法皆是灭法，应以不放逸而成就！"这是佛陀最后的遗言。</w:t>
       </w:r>
@@ -1658,51 +1683,42 @@
     <w:p>
       <w:r>
         <w:rPr>
-          <w:sz w:val="21"/>
+          <w:b w:val="0"/>
         </w:rPr>
         <w:t>（提取情况说明：本PDF为文本型内容，以上五部分均可逐字提取，无图形页/扫描页缺口。）</w:t>
       </w:r>
     </w:p>
     <w:p>
-      <w:pPr>
-        <w:spacing w:before="160" w:after="80"/>
-      </w:pPr>
       <w:r>
         <w:rPr>
-          <w:rFonts w:ascii="Microsoft YaHei" w:hAnsi="Microsoft YaHei" w:eastAsia="Microsoft YaHei"/>
           <w:b/>
-          <w:color w:val="1E5631"/>
-          <w:sz w:val="28"/>
+          <w:color w:val="1E4620"/>
+          <w:sz w:val="26"/>
         </w:rPr>
         <w:t>💬 第一轮分享（20 min）</w:t>
       </w:r>
     </w:p>
     <w:p>
       <w:pPr>
-        <w:spacing w:before="40" w:after="80"/>
-        <w:ind w:left="283"/>
-        <w:shd w:val="clear" w:color="auto" w:fill="EDF6EF"/>
+        <w:ind w:left="170"/>
         <w:pBdr>
-          <w:left w:val="single" w:sz="20" w:space="6" w:color="1E5631"/>
+          <w:left w:val="single" w:sz="18" w:space="4" w:color="1E4620"/>
         </w:pBdr>
+        <w:shd w:val="clear" w:fill="F2F5FA"/>
       </w:pPr>
       <w:r>
         <w:rPr>
-          <w:sz w:val="20"/>
+          <w:b w:val="0"/>
         </w:rPr>
         <w:t>请大家轮流分享：读完这三段材料，佛陀一生中哪一个时刻最触动你？为什么触动你？</w:t>
       </w:r>
     </w:p>
     <w:p>
-      <w:pPr>
-        <w:spacing w:before="160" w:after="80"/>
-      </w:pPr>
       <w:r>
         <w:rPr>
-          <w:rFonts w:ascii="Microsoft YaHei" w:hAnsi="Microsoft YaHei" w:eastAsia="Microsoft YaHei"/>
           <w:b/>
-          <w:color w:val="1E5631"/>
-          <w:sz w:val="28"/>
+          <w:color w:val="1E4620"/>
+          <w:sz w:val="26"/>
         </w:rPr>
         <w:t>🎯 主题讨论（35 min）</w:t>
       </w:r>
@@ -1711,170 +1727,181 @@
       <w:r>
         <w:rPr>
           <w:b/>
-          <w:sz w:val="21"/>
         </w:rPr>
         <w:t>讨论问题（按优先级）</w:t>
       </w:r>
       <w:r>
         <w:rPr>
-          <w:sz w:val="21"/>
+          <w:b w:val="0"/>
         </w:rPr>
         <w:t>：</w:t>
       </w:r>
     </w:p>
     <w:p>
       <w:pPr>
-        <w:ind w:left="340"/>
+        <w:pStyle w:val="ListBullet"/>
       </w:pPr>
       <w:r>
         <w:rPr>
-          <w:color w:val="1E5631"/>
-          <w:sz w:val="21"/>
-        </w:rPr>
-        <w:t xml:space="preserve">• </w:t>
-      </w:r>
-      <w:r>
-        <w:rPr>
           <w:b/>
-          <w:sz w:val="21"/>
         </w:rPr>
         <w:t>问题①（★必答，时间不够时只讨论这个）</w:t>
       </w:r>
       <w:r>
         <w:rPr>
-          <w:sz w:val="21"/>
+          <w:b w:val="0"/>
         </w:rPr>
         <w:t>：卫塞节——菩萨的诞生、佛陀的成道、世尊的般涅槃，同在一个月圆之日。知道这个"三同一日"之后，再看"佛陀的一生"或"卫塞节"，你的感受和以前有什么不同？（提示：先各用一句话说说"以前以为的卫塞节"，再对照材料①说说现在。）</w:t>
       </w:r>
     </w:p>
     <w:p>
       <w:pPr>
-        <w:ind w:left="340"/>
+        <w:pStyle w:val="ListBullet"/>
       </w:pPr>
       <w:r>
         <w:rPr>
-          <w:color w:val="1E5631"/>
-          <w:sz w:val="21"/>
-        </w:rPr>
-        <w:t xml:space="preserve">• </w:t>
-      </w:r>
-      <w:r>
-        <w:rPr>
           <w:b/>
-          <w:sz w:val="21"/>
         </w:rPr>
         <w:t>问题②（◈选答）</w:t>
       </w:r>
       <w:r>
         <w:rPr>
-          <w:sz w:val="21"/>
+          <w:b w:val="0"/>
         </w:rPr>
         <w:t>：《稀有未曾有经》把胎儿分成四类——普通人三个阶段都没有正知，菩萨三个阶段都具足正知；而材料②又说，佛陀成佛后依然"会生病、会拉肚子"，"只要他有身体，就摆脱不了（业的）果"。这两段放在一起，你怎么理解"正念正知"和"修行的意义"？（提示：修行不是让身体不出问题，而是……大家可以用自己的话往下接。）</w:t>
       </w:r>
     </w:p>
     <w:p>
       <w:pPr>
-        <w:ind w:left="340"/>
+        <w:pStyle w:val="ListBullet"/>
       </w:pPr>
       <w:r>
         <w:rPr>
-          <w:color w:val="1E5631"/>
-          <w:sz w:val="21"/>
-        </w:rPr>
-        <w:t xml:space="preserve">• </w:t>
-      </w:r>
-      <w:r>
-        <w:rPr>
           <w:b/>
-          <w:sz w:val="21"/>
         </w:rPr>
         <w:t>问题③（◈选答，时间富余或大家感兴趣时讨论）</w:t>
       </w:r>
       <w:r>
         <w:rPr>
-          <w:sz w:val="21"/>
+          <w:b w:val="0"/>
         </w:rPr>
         <w:t>：佛陀说，比"天上的花、香、音乐"更高的礼敬，是"法随法行、正当行道而住"；尊者也说，对三宝最好的报答"就是在内心里面建立教法"。对照自己：最近一次"碰到事情先想'法怎么说'"是什么时候？如果很难想起来，卡在哪里？</w:t>
       </w:r>
     </w:p>
     <w:p>
       <w:pPr>
-        <w:spacing w:before="40" w:after="80"/>
-        <w:ind w:left="283"/>
-        <w:shd w:val="clear" w:color="auto" w:fill="EDF6EF"/>
+        <w:ind w:left="170"/>
         <w:pBdr>
-          <w:left w:val="single" w:sz="20" w:space="6" w:color="1E5631"/>
+          <w:left w:val="single" w:sz="18" w:space="4" w:color="1E4620"/>
         </w:pBdr>
+        <w:shd w:val="clear" w:fill="F2F5FA"/>
       </w:pPr>
       <w:r>
         <w:rPr>
           <w:b/>
-          <w:sz w:val="20"/>
         </w:rPr>
         <w:t>分层追问</w:t>
       </w:r>
       <w:r>
         <w:rPr>
-          <w:sz w:val="20"/>
+          <w:b w:val="0"/>
         </w:rPr>
-        <w:t>（可视时间取用，由浅入深）： - 【现象】说到「佛陀的一生」，你最先想到的是哪个片段？ - 【影响】把佛陀看作「也会生病、会累的真人」，你对修行的期待会变吗？ - 【应对】这周你可以用一个什么小动作来「礼敬」佛陀？</w:t>
+        <w:t>（可视时间取用，由浅入深）：</w:t>
       </w:r>
     </w:p>
     <w:p>
       <w:pPr>
-        <w:spacing w:before="160" w:after="80"/>
+        <w:ind w:left="170"/>
+        <w:pBdr>
+          <w:left w:val="single" w:sz="18" w:space="4" w:color="1E4620"/>
+        </w:pBdr>
+        <w:shd w:val="clear" w:fill="F2F5FA"/>
       </w:pPr>
       <w:r>
         <w:rPr>
-          <w:rFonts w:ascii="Microsoft YaHei" w:hAnsi="Microsoft YaHei" w:eastAsia="Microsoft YaHei"/>
+          <w:b w:val="0"/>
+        </w:rPr>
+        <w:t>- 【现象】说到「佛陀的一生」，你最先想到的是哪个片段？</w:t>
+      </w:r>
+    </w:p>
+    <w:p>
+      <w:pPr>
+        <w:ind w:left="170"/>
+        <w:pBdr>
+          <w:left w:val="single" w:sz="18" w:space="4" w:color="1E4620"/>
+        </w:pBdr>
+        <w:shd w:val="clear" w:fill="F2F5FA"/>
+      </w:pPr>
+      <w:r>
+        <w:rPr>
+          <w:b w:val="0"/>
+        </w:rPr>
+        <w:t>- 【影响】把佛陀看作「也会生病、会累的真人」，你对修行的期待会变吗？</w:t>
+      </w:r>
+    </w:p>
+    <w:p>
+      <w:pPr>
+        <w:ind w:left="170"/>
+        <w:pBdr>
+          <w:left w:val="single" w:sz="18" w:space="4" w:color="1E4620"/>
+        </w:pBdr>
+        <w:shd w:val="clear" w:fill="F2F5FA"/>
+      </w:pPr>
+      <w:r>
+        <w:rPr>
+          <w:b w:val="0"/>
+        </w:rPr>
+        <w:t>- 【应对】这周你可以用一个什么小动作来「礼敬」佛陀？</w:t>
+      </w:r>
+    </w:p>
+    <w:p>
+      <w:r>
+        <w:rPr>
           <w:b/>
-          <w:color w:val="1E5631"/>
-          <w:sz w:val="28"/>
+          <w:color w:val="1E4620"/>
+          <w:sz w:val="26"/>
         </w:rPr>
         <w:t>🧘 禅修练习（15 min）：恐惧应对：佛随念＋回向安全予众生</w:t>
       </w:r>
     </w:p>
     <w:p>
       <w:pPr>
-        <w:spacing w:before="40" w:after="80"/>
-        <w:ind w:left="283"/>
-        <w:shd w:val="clear" w:color="auto" w:fill="EDF6EF"/>
+        <w:ind w:left="170"/>
         <w:pBdr>
-          <w:left w:val="single" w:sz="20" w:space="6" w:color="1E5631"/>
+          <w:left w:val="single" w:sz="18" w:space="4" w:color="1E4620"/>
         </w:pBdr>
+        <w:shd w:val="clear" w:fill="F2F5FA"/>
       </w:pPr>
       <w:r>
         <w:rPr>
-          <w:sz w:val="20"/>
+          <w:b w:val="0"/>
         </w:rPr>
         <w:t xml:space="preserve">⚠️ </w:t>
       </w:r>
       <w:r>
         <w:rPr>
           <w:b/>
-          <w:sz w:val="20"/>
         </w:rPr>
         <w:t>禅修禁忌提示</w:t>
       </w:r>
       <w:r>
         <w:rPr>
-          <w:sz w:val="20"/>
+          <w:b w:val="0"/>
         </w:rPr>
         <w:t>：若你正处在严重抑郁、焦虑、创伤后应激，或精神类疾病的发作／用药期，或正经历强烈的情绪危机，请先咨询医生或心理师，再决定是否练习；练习中若出现明显不适（如心悸、胸闷、情绪失控），请立即停止，睁开眼睛，把注意力放回呼吸与身体，必要时离场休息。</w:t>
       </w:r>
     </w:p>
     <w:p>
       <w:pPr>
-        <w:spacing w:before="40" w:after="80"/>
-        <w:ind w:left="283"/>
-        <w:shd w:val="clear" w:color="auto" w:fill="EDF6EF"/>
+        <w:ind w:left="170"/>
         <w:pBdr>
-          <w:left w:val="single" w:sz="20" w:space="6" w:color="1E5631"/>
+          <w:left w:val="single" w:sz="18" w:space="4" w:color="1E4620"/>
         </w:pBdr>
+        <w:shd w:val="clear" w:fill="F2F5FA"/>
       </w:pPr>
       <w:r>
         <w:rPr>
-          <w:sz w:val="20"/>
+          <w:b w:val="0"/>
         </w:rPr>
         <w:t>本引导词为照读版（依本周◈扩展材料"恐惧修法"与材料②"一滴清水融入功德海"的原文整理而成；括号内为操作提示与停顿，不念出来）。照读约3分钟，静坐约8分钟。</w:t>
       </w:r>
@@ -1883,73 +1910,197 @@
       <w:r>
         <w:rPr>
           <w:b/>
-          <w:sz w:val="21"/>
         </w:rPr>
         <w:t>请跟随引导练习</w:t>
       </w:r>
       <w:r>
         <w:rPr>
-          <w:sz w:val="21"/>
+          <w:b w:val="0"/>
         </w:rPr>
         <w:t>：</w:t>
       </w:r>
     </w:p>
     <w:p>
       <w:pPr>
-        <w:spacing w:before="40" w:after="80"/>
-        <w:ind w:left="283"/>
-        <w:shd w:val="clear" w:color="auto" w:fill="EDF6EF"/>
+        <w:ind w:left="170"/>
         <w:pBdr>
-          <w:left w:val="single" w:sz="20" w:space="6" w:color="1E5631"/>
+          <w:left w:val="single" w:sz="18" w:space="4" w:color="1E4620"/>
         </w:pBdr>
+        <w:shd w:val="clear" w:fill="F2F5FA"/>
       </w:pPr>
       <w:r>
         <w:rPr>
-          <w:sz w:val="20"/>
+          <w:b w:val="0"/>
         </w:rPr>
-        <w:t>请大家自然地坐好，坐舒服就好。轻轻闭上眼睛，先做三次深长的呼吸。（停顿10秒） 现在，如果你愿意，让一个让你有点不安的场景轻轻浮现——可以是最近让你害怕、慌乱的一件小事。不需要很具体，也不需要很强烈；如果不愿意回想任何场景，就只是想象一种"心里发慌"的一般感觉，也完全可以。（停顿15秒） 认出它，在心里轻轻说一句："哦，我现在有恐惧。"——不赶它走，也不跟它走。（停顿10秒） 原文说：当我们的内心有恐惧的时候，就应该修习佛随念。现在，在心里提起佛陀的名号——阿拉汉，阿拉汉……一声，一声，像把一只脚重新踩回地面上。（静默约1分钟。） 一边默念，一边知道：佛陀远离了一切烦恼，无所畏惧；而这样的功德，是真实存在的，不是我想象出来的安慰。（停顿30秒） 现在，把那份"没有烦恼的清凉"——你自己心里偶尔出现的那一小片安稳——当做一滴清清的水，融入佛陀像大海一样的功德水里。让自己在里面待一会儿。（静默约1分钟。） 感觉一下现在的身体和心——和刚才比，有没有一点点不同？不管有没有，都不评判。（停顿15秒） 然后，我们把这份安稳送出去：愿一切众生都没有恐惧；愿一切众生安全、安稳，没有身心的痛苦；愿一切众生都能找到自己的依靠。（静默约1分钟。） 好，轻轻把心放回身体——感觉坐垫、脚、呼吸。动动手指和脚趾，搓搓手和脸，慢慢睁开眼睛。（停顿10秒） 带走一句话：恐惧来的时候，不用等它走——名号一起，依靠就在。这一周，遇到慌乱，就给自己三分钟。</w:t>
+        <w:t>请大家自然地坐好，坐舒服就好。轻轻闭上眼睛，先做三次深长的呼吸。（停顿10秒）</w:t>
       </w:r>
     </w:p>
     <w:p>
       <w:pPr>
-        <w:spacing w:before="160" w:after="80"/>
+        <w:ind w:left="170"/>
+        <w:pBdr>
+          <w:left w:val="single" w:sz="18" w:space="4" w:color="1E4620"/>
+        </w:pBdr>
+        <w:shd w:val="clear" w:fill="F2F5FA"/>
       </w:pPr>
       <w:r>
         <w:rPr>
-          <w:rFonts w:ascii="Microsoft YaHei" w:hAnsi="Microsoft YaHei" w:eastAsia="Microsoft YaHei"/>
+          <w:b w:val="0"/>
+        </w:rPr>
+        <w:t>现在，如果你愿意，让一个让你有点不安的场景轻轻浮现——可以是最近让你害怕、慌乱的一件小事。不需要很具体，也不需要很强烈；如果不愿意回想任何场景，就只是想象一种"心里发慌"的一般感觉，也完全可以。（停顿15秒）</w:t>
+      </w:r>
+    </w:p>
+    <w:p>
+      <w:pPr>
+        <w:ind w:left="170"/>
+        <w:pBdr>
+          <w:left w:val="single" w:sz="18" w:space="4" w:color="1E4620"/>
+        </w:pBdr>
+        <w:shd w:val="clear" w:fill="F2F5FA"/>
+      </w:pPr>
+      <w:r>
+        <w:rPr>
+          <w:b w:val="0"/>
+        </w:rPr>
+        <w:t>认出它，在心里轻轻说一句："哦，我现在有恐惧。"——不赶它走，也不跟它走。（停顿10秒）</w:t>
+      </w:r>
+    </w:p>
+    <w:p>
+      <w:pPr>
+        <w:ind w:left="170"/>
+        <w:pBdr>
+          <w:left w:val="single" w:sz="18" w:space="4" w:color="1E4620"/>
+        </w:pBdr>
+        <w:shd w:val="clear" w:fill="F2F5FA"/>
+      </w:pPr>
+      <w:r>
+        <w:rPr>
+          <w:b w:val="0"/>
+        </w:rPr>
+        <w:t>原文说：当我们的内心有恐惧的时候，就应该修习佛随念。现在，在心里提起佛陀的名号——阿拉汉，阿拉汉……一声，一声，像把一只脚重新踩回地面上。（静默约1分钟。）</w:t>
+      </w:r>
+    </w:p>
+    <w:p>
+      <w:pPr>
+        <w:ind w:left="170"/>
+        <w:pBdr>
+          <w:left w:val="single" w:sz="18" w:space="4" w:color="1E4620"/>
+        </w:pBdr>
+        <w:shd w:val="clear" w:fill="F2F5FA"/>
+      </w:pPr>
+      <w:r>
+        <w:rPr>
+          <w:b w:val="0"/>
+        </w:rPr>
+        <w:t>一边默念，一边知道：佛陀远离了一切烦恼，无所畏惧；而这样的功德，是真实存在的，不是我想象出来的安慰。（停顿30秒）</w:t>
+      </w:r>
+    </w:p>
+    <w:p>
+      <w:pPr>
+        <w:ind w:left="170"/>
+        <w:pBdr>
+          <w:left w:val="single" w:sz="18" w:space="4" w:color="1E4620"/>
+        </w:pBdr>
+        <w:shd w:val="clear" w:fill="F2F5FA"/>
+      </w:pPr>
+      <w:r>
+        <w:rPr>
+          <w:b w:val="0"/>
+        </w:rPr>
+        <w:t>现在，把那份"没有烦恼的清凉"——你自己心里偶尔出现的那一小片安稳——当做一滴清清的水，融入佛陀像大海一样的功德水里。让自己在里面待一会儿。（静默约1分钟。）</w:t>
+      </w:r>
+    </w:p>
+    <w:p>
+      <w:pPr>
+        <w:ind w:left="170"/>
+        <w:pBdr>
+          <w:left w:val="single" w:sz="18" w:space="4" w:color="1E4620"/>
+        </w:pBdr>
+        <w:shd w:val="clear" w:fill="F2F5FA"/>
+      </w:pPr>
+      <w:r>
+        <w:rPr>
+          <w:b w:val="0"/>
+        </w:rPr>
+        <w:t>感觉一下现在的身体和心——和刚才比，有没有一点点不同？不管有没有，都不评判。（停顿15秒）</w:t>
+      </w:r>
+    </w:p>
+    <w:p>
+      <w:pPr>
+        <w:ind w:left="170"/>
+        <w:pBdr>
+          <w:left w:val="single" w:sz="18" w:space="4" w:color="1E4620"/>
+        </w:pBdr>
+        <w:shd w:val="clear" w:fill="F2F5FA"/>
+      </w:pPr>
+      <w:r>
+        <w:rPr>
+          <w:b w:val="0"/>
+        </w:rPr>
+        <w:t>然后，我们把这份安稳送出去：愿一切众生都没有恐惧；愿一切众生安全、安稳，没有身心的痛苦；愿一切众生都能找到自己的依靠。（静默约1分钟。）</w:t>
+      </w:r>
+    </w:p>
+    <w:p>
+      <w:pPr>
+        <w:ind w:left="170"/>
+        <w:pBdr>
+          <w:left w:val="single" w:sz="18" w:space="4" w:color="1E4620"/>
+        </w:pBdr>
+        <w:shd w:val="clear" w:fill="F2F5FA"/>
+      </w:pPr>
+      <w:r>
+        <w:rPr>
+          <w:b w:val="0"/>
+        </w:rPr>
+        <w:t>好，轻轻把心放回身体——感觉坐垫、脚、呼吸。动动手指和脚趾，搓搓手和脸，慢慢睁开眼睛。（停顿10秒）</w:t>
+      </w:r>
+    </w:p>
+    <w:p>
+      <w:pPr>
+        <w:ind w:left="170"/>
+        <w:pBdr>
+          <w:left w:val="single" w:sz="18" w:space="4" w:color="1E4620"/>
+        </w:pBdr>
+        <w:shd w:val="clear" w:fill="F2F5FA"/>
+      </w:pPr>
+      <w:r>
+        <w:rPr>
+          <w:b w:val="0"/>
+        </w:rPr>
+        <w:t>带走一句话：恐惧来的时候，不用等它走——名号一起，依靠就在。这一周，遇到慌乱，就给自己三分钟。</w:t>
+      </w:r>
+    </w:p>
+    <w:p>
+      <w:r>
+        <w:rPr>
           <w:b/>
-          <w:color w:val="1E5631"/>
-          <w:sz w:val="28"/>
+          <w:color w:val="1E4620"/>
+          <w:sz w:val="26"/>
         </w:rPr>
         <w:t>📚 扩展内容包（时间富余时使用）</w:t>
       </w:r>
     </w:p>
     <w:p>
       <w:pPr>
-        <w:spacing w:before="40" w:after="80"/>
-        <w:ind w:left="283"/>
-        <w:shd w:val="clear" w:color="auto" w:fill="EDF6EF"/>
+        <w:ind w:left="170"/>
         <w:pBdr>
-          <w:left w:val="single" w:sz="20" w:space="6" w:color="1E5631"/>
+          <w:left w:val="single" w:sz="18" w:space="4" w:color="1E4620"/>
         </w:pBdr>
+        <w:shd w:val="clear" w:fill="F2F5FA"/>
       </w:pPr>
       <w:r>
         <w:rPr>
-          <w:sz w:val="20"/>
+          <w:b w:val="0"/>
         </w:rPr>
         <w:t>以下内容用于共读提前结束或讨论意犹未尽时，按需选用，不必全部完成。</w:t>
       </w:r>
     </w:p>
     <w:p>
-      <w:pPr>
-        <w:spacing w:before="120" w:after="80"/>
-      </w:pPr>
       <w:r>
         <w:rPr>
-          <w:rFonts w:ascii="Microsoft YaHei" w:hAnsi="Microsoft YaHei" w:eastAsia="Microsoft YaHei"/>
           <w:b/>
-          <w:color w:val="1E5631"/>
-          <w:sz w:val="25"/>
+          <w:color w:val="1E4620"/>
+          <w:sz w:val="23"/>
         </w:rPr>
         <w:t>扩展一：补充原文段落（含◈扩展材料：恐惧修法与生活应用）</w:t>
       </w:r>
@@ -1958,13 +2109,12 @@
       <w:r>
         <w:rPr>
           <w:b/>
-          <w:sz w:val="21"/>
         </w:rPr>
         <w:t>段落1（◈扩展·跨周拆分，全文照录）</w:t>
       </w:r>
       <w:r>
         <w:rPr>
-          <w:sz w:val="21"/>
+          <w:b w:val="0"/>
         </w:rPr>
         <w:t>（出自本周素材·◈扩展材料《6护卫禅（佛随念）-古源尊者-20230606》"恐惧修法/生活应用"部分，media_id：soundrecording_d0dd1c0cd17209afe241ece24bf6b7b4_7aed632de3f117e62c8190365a8e454c7439961422831605；本段与第3周材料①同课件，按章节拆分归本周；本段依据录音转写整理，知识库提取返回带"[generated, not original text]"标注，已如实保留）：</w:t>
       </w:r>
@@ -1973,13 +2123,12 @@
       <w:r>
         <w:rPr>
           <w:b/>
-          <w:sz w:val="21"/>
         </w:rPr>
         <w:t>◈扩展段落</w:t>
       </w:r>
       <w:r>
         <w:rPr>
-          <w:sz w:val="21"/>
+          <w:b w:val="0"/>
         </w:rPr>
         <w:t>（可选）</w:t>
       </w:r>
@@ -1988,23 +2137,21 @@
       <w:r>
         <w:rPr>
           <w:b/>
-          <w:sz w:val="21"/>
         </w:rPr>
         <w:t>一、什么时候修佛随念：信心不足、恐惧、慌乱</w:t>
       </w:r>
     </w:p>
     <w:p>
       <w:pPr>
-        <w:spacing w:before="40" w:after="80"/>
-        <w:ind w:left="283"/>
-        <w:shd w:val="clear" w:color="auto" w:fill="EDF6EF"/>
+        <w:ind w:left="170"/>
         <w:pBdr>
-          <w:left w:val="single" w:sz="20" w:space="6" w:color="1E5631"/>
+          <w:left w:val="single" w:sz="18" w:space="4" w:color="1E4620"/>
         </w:pBdr>
+        <w:shd w:val="clear" w:fill="F2F5FA"/>
       </w:pPr>
       <w:r>
         <w:rPr>
-          <w:sz w:val="20"/>
+          <w:b w:val="0"/>
         </w:rPr>
         <w:t>[00:52:42] （很多人修习随念，）既把佛随念当做一切业处，也把佛随念当做根本业处。佛随念，也是四种护卫禅之一。当我们的内心信心不足的时候，就应该修习佛随念；当我们的内心有恐惧的时候，就应该修习佛随念；当我们内心觉得慌乱、没有主见、不知所措的时候，就应该修习佛随念。当我们这样来修习的时候，信心将会增强，恐惧将会消失，没有依归的慌乱，将会安静下来。修习佛随念的人，能够得到诸天的守护、鬼神的欢喜。好。</w:t>
       </w:r>
@@ -2013,23 +2160,21 @@
       <w:r>
         <w:rPr>
           <w:b/>
-          <w:sz w:val="21"/>
         </w:rPr>
         <w:t>二、在生活中持续锤炼：把佛随念作为日常的业处</w:t>
       </w:r>
     </w:p>
     <w:p>
       <w:pPr>
-        <w:spacing w:before="40" w:after="80"/>
-        <w:ind w:left="283"/>
-        <w:shd w:val="clear" w:color="auto" w:fill="EDF6EF"/>
+        <w:ind w:left="170"/>
         <w:pBdr>
-          <w:left w:val="single" w:sz="20" w:space="6" w:color="1E5631"/>
+          <w:left w:val="single" w:sz="18" w:space="4" w:color="1E4620"/>
         </w:pBdr>
+        <w:shd w:val="clear" w:fill="F2F5FA"/>
       </w:pPr>
       <w:r>
         <w:rPr>
-          <w:sz w:val="20"/>
+          <w:b w:val="0"/>
         </w:rPr>
         <w:t>[00:54:01] 所以因此，我们在日常中，要重视和锤炼。那至于佛随念的功德，在经典上有很多的描述，我们可以注意再去学习。要把佛随念、慈心、死随念，根据你日常的情况，作为我们日常的业处来去修行。佛随念的引导，我们就到这里。有些同学，想继续修下去，你就可以坐着继续往下修；我们要起坐离开的，就可以轻一点，让能够继续修的同学，不要受到干扰。</w:t>
       </w:r>
@@ -2038,453 +2183,336 @@
       <w:r>
         <w:rPr>
           <w:b/>
-          <w:sz w:val="21"/>
         </w:rPr>
         <w:t>段落2</w:t>
       </w:r>
       <w:r>
         <w:rPr>
-          <w:sz w:val="21"/>
+          <w:b w:val="0"/>
         </w:rPr>
         <w:t>（出自本周素材·材料①《2025五月包容寺短期出家修习营12-卫塞节-古源尊者-20250512》答问段，media_id：soundrecording_d0dd1c0cd17209afe241ece24bf6b7b4_9d37ac0afdfbb42ba532ff74c3b23b6c7439961422831605，未共读，照录——五百比库无一有疑）：</w:t>
       </w:r>
     </w:p>
     <w:p>
       <w:pPr>
-        <w:spacing w:before="40" w:after="80"/>
-        <w:ind w:left="283"/>
-        <w:shd w:val="clear" w:color="auto" w:fill="EDF6EF"/>
+        <w:ind w:left="170"/>
         <w:pBdr>
-          <w:left w:val="single" w:sz="20" w:space="6" w:color="1E5631"/>
+          <w:left w:val="single" w:sz="18" w:space="4" w:color="1E4620"/>
         </w:pBdr>
+        <w:shd w:val="clear" w:fill="F2F5FA"/>
       </w:pPr>
       <w:r>
         <w:rPr>
-          <w:sz w:val="20"/>
+          <w:b w:val="0"/>
         </w:rPr>
         <w:t>[00:46:23] 那当夜，巴嘎哇对比库们说："诸比库，若有哪位——哪怕一位比库——对佛、对法、对僧、对道、对行道有疑问或者疑惑，请问吧！诸比库，不要日后产生（后悔）。"所以那些比库保持沉默。</w:t>
       </w:r>
     </w:p>
     <w:p>
       <w:pPr>
-        <w:spacing w:before="40" w:after="80"/>
-        <w:ind w:left="283"/>
-        <w:shd w:val="clear" w:color="auto" w:fill="EDF6EF"/>
+        <w:ind w:left="170"/>
         <w:pBdr>
-          <w:left w:val="single" w:sz="20" w:space="6" w:color="1E5631"/>
+          <w:left w:val="single" w:sz="18" w:space="4" w:color="1E4620"/>
         </w:pBdr>
+        <w:shd w:val="clear" w:fill="F2F5FA"/>
       </w:pPr>
       <w:r>
         <w:rPr>
-          <w:sz w:val="20"/>
+          <w:b w:val="0"/>
         </w:rPr>
         <w:t>[00:47:18] 当时据说阿难对巴嘎哇说："尊者，奇妙啊，尊者，未曾有啊！尊者，我如此相信：在这比库僧团当中，没有哪怕一位比库对佛、对法、对僧、对道、对行道有疑问或疑惑。（阿难，）你是因信而说。阿难，对此如来之智乃明白：而于此五百比库中，连最后的（按功德排）比库也是入流者、无堕处法、必定趋向正觉。"</w:t>
       </w:r>
     </w:p>
     <w:p>
-      <w:pPr>
-        <w:spacing w:before="120" w:after="80"/>
-      </w:pPr>
       <w:r>
         <w:rPr>
-          <w:rFonts w:ascii="Microsoft YaHei" w:hAnsi="Microsoft YaHei" w:eastAsia="Microsoft YaHei"/>
           <w:b/>
-          <w:color w:val="1E5631"/>
-          <w:sz w:val="25"/>
+          <w:color w:val="1E4620"/>
+          <w:sz w:val="23"/>
         </w:rPr>
         <w:t>扩展二：深入讨论问题</w:t>
       </w:r>
     </w:p>
     <w:p>
       <w:pPr>
-        <w:ind w:left="340"/>
+        <w:pStyle w:val="ListNumber"/>
       </w:pPr>
       <w:r>
         <w:rPr>
-          <w:b/>
-          <w:sz w:val="21"/>
-        </w:rPr>
-        <w:t xml:space="preserve">1. </w:t>
-      </w:r>
-      <w:r>
-        <w:rPr>
-          <w:sz w:val="21"/>
+          <w:b w:val="0"/>
         </w:rPr>
         <w:t>"三同一日"：诞生、成道、般涅槃同在月圆之日。如果请你在卫塞节（或任何一个满月夜）用15分钟做一件事来"走一遍"佛陀的一生，你会做什么？（礼佛、读经、静坐、经行……没有标准答案；可以请几个人说说为什么。）</w:t>
       </w:r>
     </w:p>
     <w:p>
       <w:pPr>
-        <w:ind w:left="340"/>
+        <w:pStyle w:val="ListNumber"/>
       </w:pPr>
       <w:r>
         <w:rPr>
-          <w:b/>
-          <w:sz w:val="21"/>
-        </w:rPr>
-        <w:t xml:space="preserve">2. </w:t>
-      </w:r>
-      <w:r>
-        <w:rPr>
-          <w:sz w:val="21"/>
+          <w:b w:val="0"/>
         </w:rPr>
         <w:t>材料②说普通胎儿三个阶段都没有正知、菩萨三个阶段都具足正知——对照我们每周15分钟的练习：你的日常生活里，有多少时间是"有正知地活着"？举一个你最近"完全自动导航"的时刻，再举一个"突然知道自己在做什么"的时刻。</w:t>
       </w:r>
     </w:p>
     <w:p>
-      <w:pPr>
-        <w:spacing w:before="120" w:after="80"/>
-      </w:pPr>
       <w:r>
         <w:rPr>
-          <w:rFonts w:ascii="Microsoft YaHei" w:hAnsi="Microsoft YaHei" w:eastAsia="Microsoft YaHei"/>
           <w:b/>
-          <w:color w:val="1E5631"/>
-          <w:sz w:val="25"/>
+          <w:color w:val="1E4620"/>
+          <w:sz w:val="23"/>
         </w:rPr>
         <w:t>扩展三：延伸小练习</w:t>
       </w:r>
     </w:p>
     <w:p>
       <w:pPr>
-        <w:ind w:left="340"/>
+        <w:pStyle w:val="ListBullet"/>
       </w:pPr>
       <w:r>
         <w:rPr>
-          <w:color w:val="1E5631"/>
-          <w:sz w:val="21"/>
-        </w:rPr>
-        <w:t xml:space="preserve">• </w:t>
-      </w:r>
-      <w:r>
-        <w:rPr>
           <w:b/>
-          <w:sz w:val="21"/>
         </w:rPr>
         <w:t>遇事一问</w:t>
       </w:r>
       <w:r>
         <w:rPr>
-          <w:sz w:val="21"/>
+          <w:b w:val="0"/>
         </w:rPr>
         <w:t>：本周挑一次真实的小慌乱（找不到东西、临时改计划、被突然打断），允许自己先停三口呼吸，心里默念三声"阿拉汉"，然后问一句："佛陀（或法）会怎么说？"——不要求有答案，问本身就是把"皈依"放进生活。它与本周作业的区别：作业是完整的一小坐，这个小练习是"微型急救"。（小提醒：真正的紧急事务先处理事情——法不在事情之外。）</w:t>
       </w:r>
     </w:p>
     <w:p>
-      <w:pPr>
-        <w:spacing w:before="120" w:after="80"/>
-      </w:pPr>
       <w:r>
         <w:rPr>
-          <w:rFonts w:ascii="Microsoft YaHei" w:hAnsi="Microsoft YaHei" w:eastAsia="Microsoft YaHei"/>
           <w:b/>
-          <w:color w:val="1E5631"/>
-          <w:sz w:val="25"/>
+          <w:color w:val="1E4620"/>
+          <w:sz w:val="23"/>
         </w:rPr>
         <w:t>扩展四：延伸素材</w:t>
       </w:r>
     </w:p>
     <w:p>
       <w:pPr>
-        <w:ind w:left="340"/>
+        <w:pStyle w:val="ListBullet"/>
       </w:pPr>
       <w:r>
         <w:rPr>
-          <w:color w:val="1E5631"/>
-          <w:sz w:val="21"/>
-        </w:rPr>
-        <w:t xml:space="preserve">• </w:t>
-      </w:r>
-      <w:r>
-        <w:rPr>
           <w:b/>
-          <w:sz w:val="21"/>
         </w:rPr>
         <w:t>常见提问速答</w:t>
       </w:r>
       <w:r>
         <w:rPr>
-          <w:sz w:val="21"/>
+          <w:b w:val="0"/>
         </w:rPr>
         <w:t>：若有人问"佛陀都已经涅槃了，念他还有用吗"——回到材料②："凡是我为你们所教导制定的法和律，在我去世后即是你们的导师"——忆念佛陀的功德，就是接通这位"导师"；若有人问"卫塞节和四月初八浴佛节是不是一回事"——回到材料①：传统不同、日子不同，1950年起世界佛教徒以5月月圆日为共同的卫塞节；若有人问"佛陀也会生病，那修行还有什么用"——回到材料②："即使是佛陀，也只要他有身体，就摆脱不了（业的）果"——修行不是让身体不坏，而是让心不被烦恼缠缚。</w:t>
       </w:r>
     </w:p>
     <w:p>
       <w:pPr>
-        <w:ind w:left="340"/>
+        <w:pStyle w:val="ListBullet"/>
       </w:pPr>
       <w:r>
         <w:rPr>
-          <w:color w:val="1E5631"/>
-          <w:sz w:val="21"/>
-        </w:rPr>
-        <w:t xml:space="preserve">• </w:t>
-      </w:r>
-      <w:r>
-        <w:rPr>
           <w:b/>
-          <w:sz w:val="21"/>
         </w:rPr>
         <w:t>与第5周的衔接</w:t>
       </w:r>
       <w:r>
         <w:rPr>
-          <w:sz w:val="21"/>
+          <w:b w:val="0"/>
         </w:rPr>
         <w:t>：本周沿佛陀的一生走了一遍，也学了"恐惧慌乱时修佛随念"；下周进入四护卫禅的第二支——不净观（一）：三十二身分。若时间富余，请大家各说一句：听到"不净观"三个字，你的第一反应是什么？（记下来，下周开场用——下周第一件事就是回应这些第一反应。）</w:t>
       </w:r>
     </w:p>
     <w:p>
-      <w:pPr>
-        <w:spacing w:before="160" w:after="80"/>
-      </w:pPr>
       <w:r>
         <w:rPr>
-          <w:rFonts w:ascii="Microsoft YaHei" w:hAnsi="Microsoft YaHei" w:eastAsia="Microsoft YaHei"/>
           <w:b/>
-          <w:color w:val="1E5631"/>
-          <w:sz w:val="28"/>
+          <w:color w:val="1E4620"/>
+          <w:sz w:val="26"/>
         </w:rPr>
         <w:t>🔚 收尾与回向（15 min）</w:t>
       </w:r>
     </w:p>
     <w:p>
       <w:pPr>
-        <w:ind w:left="340"/>
+        <w:pStyle w:val="ListNumber"/>
       </w:pPr>
       <w:r>
         <w:rPr>
           <w:b/>
-          <w:sz w:val="21"/>
-        </w:rPr>
-        <w:t xml:space="preserve">1. </w:t>
-      </w:r>
-      <w:r>
-        <w:rPr>
-          <w:b/>
-          <w:sz w:val="21"/>
         </w:rPr>
         <w:t>每人一句话</w:t>
       </w:r>
       <w:r>
         <w:rPr>
-          <w:sz w:val="21"/>
+          <w:b w:val="0"/>
         </w:rPr>
         <w:t>：今天最大的收获是什么？</w:t>
       </w:r>
     </w:p>
     <w:p>
       <w:pPr>
-        <w:ind w:left="340"/>
+        <w:pStyle w:val="ListNumber"/>
       </w:pPr>
       <w:r>
         <w:rPr>
           <w:b/>
-          <w:sz w:val="21"/>
-        </w:rPr>
-        <w:t xml:space="preserve">2. </w:t>
-      </w:r>
-      <w:r>
-        <w:rPr>
-          <w:b/>
-          <w:sz w:val="21"/>
         </w:rPr>
         <w:t>下周预告</w:t>
       </w:r>
       <w:r>
         <w:rPr>
-          <w:sz w:val="21"/>
+          <w:b w:val="0"/>
         </w:rPr>
         <w:t>：下周我们进入四护卫禅的第二支——不净观的第一课：三十二身分。我们会像佛陀当年教导的那样，重新、平静地认识自己的身体：头发、体毛、指甲、牙齿、皮肤……主题是"不净观（一）：三十二身分"。来之前不用做任何准备，只需要带一颗"愿意重新看一眼自己身体"的心。</w:t>
       </w:r>
     </w:p>
     <w:p>
       <w:pPr>
-        <w:ind w:left="340"/>
+        <w:pStyle w:val="ListNumber"/>
       </w:pPr>
       <w:r>
         <w:rPr>
           <w:b/>
-          <w:sz w:val="21"/>
-        </w:rPr>
-        <w:t xml:space="preserve">3. </w:t>
-      </w:r>
-      <w:r>
-        <w:rPr>
-          <w:b/>
-          <w:sz w:val="21"/>
         </w:rPr>
         <w:t>本周作业</w:t>
       </w:r>
       <w:r>
         <w:rPr>
-          <w:sz w:val="21"/>
+          <w:b w:val="0"/>
         </w:rPr>
         <w:t>：</w:t>
       </w:r>
     </w:p>
     <w:p>
-      <w:pPr>
-        <w:ind w:left="340"/>
-      </w:pPr>
       <w:r>
         <w:rPr>
-          <w:color w:val="1E5631"/>
-          <w:sz w:val="21"/>
+          <w:b w:val="0"/>
         </w:rPr>
-        <w:t xml:space="preserve">• </w:t>
+        <w:t xml:space="preserve">   - 遇恐惧慌乱时修佛随念3分钟：先停三口呼吸，默念你选定的名号，再把安稳回向给众生。</w:t>
       </w:r>
+    </w:p>
+    <w:p>
       <w:r>
         <w:rPr>
-          <w:sz w:val="21"/>
+          <w:b w:val="0"/>
         </w:rPr>
-        <w:t>遇恐惧慌乱时修佛随念3分钟：先停三口呼吸，默念你选定的名号，再把安稳回向给众生。</w:t>
+        <w:t xml:space="preserve">   - 小提示：不需要等"真的恐惧"才练——考试前、汇报前、深夜走路时，任何"心里发紧"的时刻都可以用；练过几次，它才会在真正需要的时候浮上来。</w:t>
+      </w:r>
+    </w:p>
+    <w:p>
+      <w:r>
+        <w:rPr>
+          <w:b w:val="0"/>
+        </w:rPr>
+        <w:t xml:space="preserve">   - 进阶（可选）：每天睡前回想一次"今天有没有哪个瞬间，我先是想到法、而不是想到情绪"——有，很好；没有，也不自责。</w:t>
       </w:r>
     </w:p>
     <w:p>
       <w:pPr>
-        <w:ind w:left="340"/>
-      </w:pPr>
-      <w:r>
-        <w:rPr>
-          <w:color w:val="1E5631"/>
-          <w:sz w:val="21"/>
-        </w:rPr>
-        <w:t xml:space="preserve">• </w:t>
-      </w:r>
-      <w:r>
-        <w:rPr>
-          <w:sz w:val="21"/>
-        </w:rPr>
-        <w:t>小提示：不需要等"真的恐惧"才练——考试前、汇报前、深夜走路时，任何"心里发紧"的时刻都可以用；练过几次，它才会在真正需要的时候浮上来。</w:t>
-      </w:r>
-    </w:p>
-    <w:p>
-      <w:pPr>
-        <w:ind w:left="340"/>
-      </w:pPr>
-      <w:r>
-        <w:rPr>
-          <w:color w:val="1E5631"/>
-          <w:sz w:val="21"/>
-        </w:rPr>
-        <w:t xml:space="preserve">• </w:t>
-      </w:r>
-      <w:r>
-        <w:rPr>
-          <w:sz w:val="21"/>
-        </w:rPr>
-        <w:t>进阶（可选）：每天睡前回想一次"今天有没有哪个瞬间，我先是想到法、而不是想到情绪"——有，很好；没有，也不自责。</w:t>
-      </w:r>
-    </w:p>
-    <w:p>
-      <w:pPr>
-        <w:ind w:left="340"/>
+        <w:pStyle w:val="ListNumber"/>
       </w:pPr>
       <w:r>
         <w:rPr>
           <w:b/>
-          <w:sz w:val="21"/>
-        </w:rPr>
-        <w:t xml:space="preserve">4. </w:t>
-      </w:r>
-      <w:r>
-        <w:rPr>
-          <w:b/>
-          <w:sz w:val="21"/>
         </w:rPr>
         <w:t>回向</w:t>
       </w:r>
       <w:r>
         <w:rPr>
-          <w:sz w:val="21"/>
+          <w:b w:val="0"/>
         </w:rPr>
         <w:t>（一起念）：</w:t>
       </w:r>
     </w:p>
     <w:p>
       <w:pPr>
-        <w:spacing w:before="40" w:after="80"/>
-        <w:ind w:left="283"/>
-        <w:shd w:val="clear" w:color="auto" w:fill="EDF6EF"/>
+        <w:ind w:left="170"/>
         <w:pBdr>
-          <w:left w:val="single" w:sz="20" w:space="6" w:color="1E5631"/>
+          <w:left w:val="single" w:sz="18" w:space="4" w:color="1E4620"/>
         </w:pBdr>
+        <w:shd w:val="clear" w:fill="F2F5FA"/>
       </w:pPr>
       <w:r>
         <w:rPr>
           <w:b/>
-          <w:sz w:val="20"/>
         </w:rPr>
         <w:t>愿我此功德，导向诸漏尽！</w:t>
       </w:r>
-      <w:r>
-        <w:rPr>
-          <w:sz w:val="20"/>
-        </w:rPr>
-        <w:t xml:space="preserve"> </w:t>
-      </w:r>
+    </w:p>
+    <w:p>
+      <w:pPr>
+        <w:ind w:left="170"/>
+        <w:pBdr>
+          <w:left w:val="single" w:sz="18" w:space="4" w:color="1E4620"/>
+        </w:pBdr>
+        <w:shd w:val="clear" w:fill="F2F5FA"/>
+      </w:pPr>
       <w:r>
         <w:rPr>
           <w:b/>
-          <w:sz w:val="20"/>
         </w:rPr>
         <w:t>愿我此功德，为证涅槃缘！</w:t>
       </w:r>
-      <w:r>
-        <w:rPr>
-          <w:sz w:val="20"/>
-        </w:rPr>
-        <w:t xml:space="preserve"> </w:t>
-      </w:r>
+    </w:p>
+    <w:p>
+      <w:pPr>
+        <w:ind w:left="170"/>
+        <w:pBdr>
+          <w:left w:val="single" w:sz="18" w:space="4" w:color="1E4620"/>
+        </w:pBdr>
+        <w:shd w:val="clear" w:fill="F2F5FA"/>
+      </w:pPr>
       <w:r>
         <w:rPr>
           <w:b/>
-          <w:sz w:val="20"/>
         </w:rPr>
         <w:t>我此功德分，回向诸有情！</w:t>
       </w:r>
-      <w:r>
-        <w:rPr>
-          <w:sz w:val="20"/>
-        </w:rPr>
-        <w:t xml:space="preserve"> </w:t>
-      </w:r>
+    </w:p>
+    <w:p>
+      <w:pPr>
+        <w:ind w:left="170"/>
+        <w:pBdr>
+          <w:left w:val="single" w:sz="18" w:space="4" w:color="1E4620"/>
+        </w:pBdr>
+        <w:shd w:val="clear" w:fill="F2F5FA"/>
+      </w:pPr>
       <w:r>
         <w:rPr>
           <w:b/>
-          <w:sz w:val="20"/>
         </w:rPr>
         <w:t>愿彼等一切，同得功德分！</w:t>
       </w:r>
     </w:p>
     <w:p>
       <w:pPr>
-        <w:spacing w:before="40" w:after="80"/>
-        <w:ind w:left="283"/>
-        <w:shd w:val="clear" w:color="auto" w:fill="EDF6EF"/>
+        <w:ind w:left="170"/>
         <w:pBdr>
-          <w:left w:val="single" w:sz="20" w:space="6" w:color="1E5631"/>
+          <w:left w:val="single" w:sz="18" w:space="4" w:color="1E4620"/>
         </w:pBdr>
+        <w:shd w:val="clear" w:fill="F2F5FA"/>
       </w:pPr>
       <w:r>
         <w:rPr>
-          <w:sz w:val="20"/>
+          <w:b w:val="0"/>
         </w:rPr>
         <w:t xml:space="preserve">📚 </w:t>
       </w:r>
       <w:r>
         <w:rPr>
           <w:b/>
-          <w:sz w:val="20"/>
         </w:rPr>
         <w:t>下一份文档</w:t>
       </w:r>
       <w:r>
         <w:rPr>
-          <w:sz w:val="20"/>
+          <w:b w:val="0"/>
         </w:rPr>
-        <w:t>：`第5周_不净观（一）三十二身分_学员版.md`</w:t>
+        <w:t>：第5周_不净观（一）三十二身分_学员版.md</w:t>
       </w:r>
     </w:p>
     <w:sectPr>
@@ -2506,7 +2534,11 @@
       <w:pStyle w:val="Footer"/>
       <w:jc w:val="center"/>
     </w:pPr>
-    <w:fldSimple w:instr="PAGE"/>
+    <w:r>
+      <w:fldChar w:fldCharType="begin"/>
+      <w:instrText xml:space="preserve">PAGE</w:instrText>
+      <w:fldChar w:fldCharType="end"/>
+    </w:r>
   </w:p>
 </w:ftr>
 </file>
@@ -2520,10 +2552,10 @@
     </w:pPr>
     <w:r>
       <w:rPr>
-        <w:color w:val="808080"/>
+        <w:color w:val="1E4620"/>
         <w:sz w:val="16"/>
       </w:rPr>
-      <w:t>读书会03·第4周·佛随念（二）生平-卫塞节与生活应用（朗读优化版）</w:t>
+      <w:t>读书会03 · 第4周 · 朗读优化版（8周版） · 学员版</w:t>
     </w:r>
   </w:p>
 </w:hdr>
@@ -2892,11 +2924,8 @@
     <w:name w:val="Normal"/>
     <w:qFormat/>
     <w:rsid w:val="00FC693F"/>
-    <w:pPr>
-      <w:spacing w:line="324" w:lineRule="auto" w:after="60"/>
-    </w:pPr>
     <w:rPr>
-      <w:rFonts w:ascii="Microsoft YaHei" w:hAnsi="Microsoft YaHei" w:eastAsia="Microsoft YaHei"/>
+      <w:rFonts w:ascii="等线" w:hAnsi="等线" w:eastAsia="宋体"/>
       <w:sz w:val="21"/>
     </w:rPr>
   </w:style>
